--- a/flow/20230927_hours/triodion-lent/тиждень-4/4-3-2023-wrong.docx
+++ b/flow/20230927_hours/triodion-lent/тиждень-4/4-3-2023-wrong.docx
@@ -62,59 +62,68 @@
     </w:p>
     <w:p>
       <w:pPr>
-        <w:spacing w:line="240" w:lineRule="auto"/>
-        <w:rPr>
-          <w:rFonts w:ascii="Times New Roman" w:hAnsi="Times New Roman"/>
-          <w:sz w:val="24"/>
-        </w:rPr>
-      </w:pPr>
-      <w:r>
-        <w:rPr>
-          <w:rFonts w:ascii="Times New Roman" w:hAnsi="Times New Roman"/>
-          <w:i/>
-          <w:color w:val="FF0000"/>
-          <w:sz w:val="24"/>
-        </w:rPr>
-        <w:t xml:space="preserve">Вірні: </w:t>
-      </w:r>
-      <w:r>
-        <w:rPr>
-          <w:rFonts w:ascii="Times New Roman" w:hAnsi="Times New Roman"/>
-          <w:sz w:val="24"/>
-        </w:rPr>
-        <w:t>Амінь. Слава тобі, Боже наш, слава тобі.</w:t>
-      </w:r>
-    </w:p>
-    <w:p>
-      <w:pPr>
-        <w:spacing w:line="240" w:lineRule="auto"/>
-        <w:rPr>
-          <w:rFonts w:ascii="Times New Roman" w:hAnsi="Times New Roman"/>
-          <w:sz w:val="24"/>
-        </w:rPr>
-      </w:pPr>
-      <w:r>
-        <w:rPr>
-          <w:rFonts w:ascii="Times New Roman" w:hAnsi="Times New Roman"/>
-          <w:sz w:val="24"/>
-        </w:rPr>
-        <w:t>Царю небесний, утішителю, Душе істини,* що всюди єси і все наповняєш,* скарбе дібр і життя подателю,* прийди і вселися в нас,* і очисти нас від усякої скверни,* і спаси, Благий, душі наші.</w:t>
-      </w:r>
-    </w:p>
-    <w:p>
-      <w:pPr>
-        <w:spacing w:line="240" w:lineRule="auto"/>
-        <w:rPr>
-          <w:rFonts w:ascii="Times New Roman" w:hAnsi="Times New Roman"/>
-          <w:sz w:val="24"/>
-        </w:rPr>
-      </w:pPr>
-      <w:r>
-        <w:rPr>
-          <w:rFonts w:ascii="Times New Roman" w:hAnsi="Times New Roman"/>
-          <w:sz w:val="24"/>
-        </w:rPr>
-        <w:t xml:space="preserve">Святий Боже, святий Кріпкий, святий Безсмертний, помилуй нас </w:t>
+        <w:spacing w:after="120"/>
+      </w:pPr>
+      <w:r>
+        <w:rPr>
+          <w:rFonts w:ascii="Times New Roman" w:hAnsi="Times New Roman"/>
+          <w:i/>
+          <w:color w:val="FF0000"/>
+          <w:sz w:val="24"/>
+        </w:rPr>
+        <w:t>Вірні:</w:t>
+      </w:r>
+      <w:r>
+        <w:rPr>
+          <w:rFonts w:ascii="Times New Roman" w:hAnsi="Times New Roman"/>
+          <w:color w:val="FF0000"/>
+          <w:sz w:val="24"/>
+        </w:rPr>
+        <w:t xml:space="preserve"> </w:t>
+      </w:r>
+      <w:r>
+        <w:rPr>
+          <w:rFonts w:ascii="Times New Roman" w:hAnsi="Times New Roman"/>
+          <w:sz w:val="24"/>
+        </w:rPr>
+        <w:t>Амі́нь.</w:t>
+      </w:r>
+    </w:p>
+    <w:p>
+      <w:pPr>
+        <w:spacing w:after="120"/>
+      </w:pPr>
+      <w:r>
+        <w:rPr>
+          <w:rFonts w:ascii="Times New Roman" w:hAnsi="Times New Roman"/>
+          <w:sz w:val="24"/>
+        </w:rPr>
+        <w:t>Сла́ва Тобі́, Бо́же наш, сла́ва Тобі́.</w:t>
+      </w:r>
+    </w:p>
+    <w:p>
+      <w:pPr>
+        <w:spacing w:after="120"/>
+      </w:pPr>
+      <w:r>
+        <w:rPr>
+          <w:rFonts w:ascii="Times New Roman" w:hAnsi="Times New Roman"/>
+          <w:sz w:val="24"/>
+        </w:rPr>
+        <w:t>Ца́рю небе́сний, утіши́телю, Ду́ше íстини,* що всю́ди єси́ і все наповня́єш,* скарбни́це благ і життя́ пода́телю,* прийди́, і всели́ся в нас,* і очи́сти нас від уся́кої скве́рни,* і спаси́, благи́й, ду́ші на́ші.</w:t>
+      </w:r>
+    </w:p>
+    <w:p>
+      <w:pPr>
+        <w:spacing w:after="120"/>
+        <w:jc w:val="both"/>
+      </w:pPr>
+      <w:r>
+        <w:rPr>
+          <w:rFonts w:ascii="Times New Roman" w:hAnsi="Times New Roman"/>
+          <w:sz w:val="24"/>
+        </w:rPr>
+        <w:t xml:space="preserve">Святий Боже, святий Кріпкий, святий Безсмертний, помилуй нас. </w:t>
       </w:r>
       <w:r>
         <w:rPr>
@@ -125,166 +134,169 @@
         </w:rPr>
         <w:t>(3 р.)</w:t>
       </w:r>
-      <w:r>
-        <w:rPr>
-          <w:rFonts w:ascii="Times New Roman" w:hAnsi="Times New Roman"/>
+    </w:p>
+    <w:p>
+      <w:pPr>
+        <w:spacing w:line="240" w:lineRule="auto"/>
+        <w:rPr>
+          <w:rFonts w:ascii="Times New Roman" w:hAnsi="Times New Roman"/>
+          <w:sz w:val="24"/>
+        </w:rPr>
+      </w:pPr>
+      <w:r>
+        <w:rPr>
+          <w:rFonts w:ascii="Times New Roman" w:hAnsi="Times New Roman"/>
+          <w:sz w:val="24"/>
+        </w:rPr>
+        <w:t>Слава Отцю, і Сину, і Святому Духові,* і нині, і повсякчас, і на віки вічні. Амінь.</w:t>
+      </w:r>
+    </w:p>
+    <w:p>
+      <w:pPr>
+        <w:spacing w:line="240" w:lineRule="auto"/>
+        <w:rPr>
+          <w:rFonts w:ascii="Times New Roman" w:hAnsi="Times New Roman"/>
+          <w:sz w:val="24"/>
+        </w:rPr>
+      </w:pPr>
+      <w:r>
+        <w:rPr>
+          <w:rFonts w:ascii="Times New Roman" w:hAnsi="Times New Roman"/>
+          <w:sz w:val="24"/>
+        </w:rPr>
+        <w:t>Пресвята Тройце, помилуй нас;* Господи, очисти гріхи наші;* Владико, прости беззаконня наші;* Святий, завітай і зціли немочі наші імени твого ради.</w:t>
+      </w:r>
+    </w:p>
+    <w:p>
+      <w:pPr>
+        <w:spacing w:after="120"/>
+        <w:jc w:val="both"/>
+      </w:pPr>
+      <w:r>
+        <w:rPr>
+          <w:rFonts w:ascii="Times New Roman" w:hAnsi="Times New Roman"/>
+          <w:sz w:val="24"/>
+        </w:rPr>
+        <w:t xml:space="preserve">Господи, помилуй. </w:t>
+      </w:r>
+      <w:r>
+        <w:rPr>
+          <w:rFonts w:ascii="Times New Roman" w:hAnsi="Times New Roman"/>
+          <w:i/>
+          <w:color w:val="FF0000"/>
+          <w:sz w:val="24"/>
+        </w:rPr>
+        <w:t>(3 р.)</w:t>
+      </w:r>
+    </w:p>
+    <w:p>
+      <w:pPr>
+        <w:spacing w:line="240" w:lineRule="auto"/>
+        <w:rPr>
+          <w:rFonts w:ascii="Times New Roman" w:hAnsi="Times New Roman"/>
+          <w:sz w:val="24"/>
+        </w:rPr>
+      </w:pPr>
+      <w:r>
+        <w:rPr>
+          <w:rFonts w:ascii="Times New Roman" w:hAnsi="Times New Roman"/>
+          <w:sz w:val="24"/>
+        </w:rPr>
+        <w:t>Слава Отцю, і Сину, і Святому Духові* і нині, і повсякчас, і на віки вічні. Амінь.</w:t>
+      </w:r>
+    </w:p>
+    <w:p>
+      <w:pPr>
+        <w:spacing w:line="240" w:lineRule="auto"/>
+        <w:rPr>
+          <w:rFonts w:ascii="Times New Roman" w:hAnsi="Times New Roman"/>
+          <w:sz w:val="24"/>
+        </w:rPr>
+      </w:pPr>
+      <w:r>
+        <w:rPr>
+          <w:rFonts w:ascii="Times New Roman" w:hAnsi="Times New Roman"/>
+          <w:sz w:val="24"/>
+        </w:rPr>
+        <w:t>Отче наш, що єси на небесах,* нехай святиться ім’я твоє,* нехай прийде царство твоє,* нехай буде воля твоя, як на небі, так і на землі.* Хліб наш насущний дай нам сьогодні,* і прости нам провини наші,* як і ми прощаємо винуватцям нашим,* і не введи нас у спокусу,* але визволи нас від лукавого.</w:t>
+      </w:r>
+    </w:p>
+    <w:p>
+      <w:pPr>
+        <w:spacing w:line="240" w:lineRule="auto"/>
+        <w:rPr>
+          <w:rFonts w:ascii="Times New Roman" w:hAnsi="Times New Roman"/>
+          <w:sz w:val="24"/>
+        </w:rPr>
+      </w:pPr>
+      <w:r>
+        <w:rPr>
+          <w:rFonts w:ascii="Times New Roman" w:hAnsi="Times New Roman"/>
+          <w:i/>
+          <w:color w:val="FF0000"/>
+          <w:sz w:val="24"/>
+        </w:rPr>
+        <w:t>Священик</w:t>
+      </w:r>
+      <w:r>
+        <w:rPr>
+          <w:rFonts w:ascii="Times New Roman" w:hAnsi="Times New Roman"/>
+          <w:color w:val="FF0000"/>
+          <w:sz w:val="24"/>
+        </w:rPr>
+        <w:t xml:space="preserve">: </w:t>
+      </w:r>
+      <w:r>
+        <w:rPr>
+          <w:rFonts w:ascii="Times New Roman" w:hAnsi="Times New Roman"/>
+          <w:sz w:val="24"/>
+        </w:rPr>
+        <w:t>Бо твоє є царство, і сила, і слава, Отця, і Сина, і Святого Духа, нині і повсякчас, і на віки вічні.</w:t>
+      </w:r>
+    </w:p>
+    <w:p>
+      <w:pPr>
+        <w:spacing w:after="120"/>
+        <w:jc w:val="both"/>
+      </w:pPr>
+      <w:r>
+        <w:rPr>
+          <w:rFonts w:ascii="Times New Roman" w:hAnsi="Times New Roman"/>
+          <w:i/>
+          <w:color w:val="FF0000"/>
+          <w:sz w:val="24"/>
+        </w:rPr>
+        <w:t>Вірні:</w:t>
+      </w:r>
+      <w:r>
+        <w:rPr>
+          <w:rFonts w:ascii="Times New Roman" w:hAnsi="Times New Roman"/>
+          <w:color w:val="FF0000"/>
+          <w:sz w:val="24"/>
+        </w:rPr>
+        <w:t xml:space="preserve"> </w:t>
+      </w:r>
+      <w:r>
+        <w:rPr>
+          <w:rFonts w:ascii="Times New Roman" w:hAnsi="Times New Roman"/>
+          <w:sz w:val="24"/>
+        </w:rPr>
+        <w:t>Амінь. Господи, помилуй</w:t>
+      </w:r>
+      <w:r>
+        <w:rPr>
+          <w:rFonts w:ascii="Times New Roman" w:hAnsi="Times New Roman"/>
+          <w:i/>
           <w:sz w:val="24"/>
         </w:rPr>
         <w:t>.</w:t>
       </w:r>
-    </w:p>
-    <w:p>
-      <w:pPr>
-        <w:spacing w:line="240" w:lineRule="auto"/>
-        <w:rPr>
-          <w:rFonts w:ascii="Times New Roman" w:hAnsi="Times New Roman"/>
-          <w:sz w:val="24"/>
-        </w:rPr>
-      </w:pPr>
-      <w:r>
-        <w:rPr>
-          <w:rFonts w:ascii="Times New Roman" w:hAnsi="Times New Roman"/>
-          <w:sz w:val="24"/>
-        </w:rPr>
-        <w:t>Слава Отцю, і Сину, і Святому Духові,* і нині, і повсякчас, і на віки вічні. Амінь.</w:t>
-      </w:r>
-    </w:p>
-    <w:p>
-      <w:pPr>
-        <w:spacing w:line="240" w:lineRule="auto"/>
-        <w:rPr>
-          <w:rFonts w:ascii="Times New Roman" w:hAnsi="Times New Roman"/>
-          <w:sz w:val="24"/>
-        </w:rPr>
-      </w:pPr>
-      <w:r>
-        <w:rPr>
-          <w:rFonts w:ascii="Times New Roman" w:hAnsi="Times New Roman"/>
-          <w:sz w:val="24"/>
-        </w:rPr>
-        <w:t>Пресвята Тройце, помилуй нас;* Господи, очисти гріхи наші;* Владико, прости беззаконня наші;* Святий, завітай і зціли немочі наші імени твого ради.</w:t>
-      </w:r>
-    </w:p>
-    <w:p>
-      <w:pPr>
-        <w:spacing w:line="240" w:lineRule="auto"/>
-        <w:rPr>
-          <w:rFonts w:ascii="Times New Roman" w:hAnsi="Times New Roman"/>
-          <w:sz w:val="24"/>
-        </w:rPr>
-      </w:pPr>
-      <w:r>
-        <w:rPr>
-          <w:rFonts w:ascii="Times New Roman" w:hAnsi="Times New Roman"/>
-          <w:sz w:val="24"/>
-        </w:rPr>
-        <w:t xml:space="preserve">Господи, помилуй </w:t>
-      </w:r>
-      <w:r>
-        <w:rPr>
-          <w:rFonts w:ascii="Times New Roman" w:hAnsi="Times New Roman"/>
-          <w:i/>
-          <w:color w:val="FF0000"/>
-          <w:sz w:val="24"/>
-        </w:rPr>
-        <w:t>(3 р.)</w:t>
-      </w:r>
-      <w:r>
-        <w:rPr>
-          <w:rFonts w:ascii="Times New Roman" w:hAnsi="Times New Roman"/>
-          <w:sz w:val="24"/>
-        </w:rPr>
-        <w:t>.</w:t>
-      </w:r>
-    </w:p>
-    <w:p>
-      <w:pPr>
-        <w:spacing w:line="240" w:lineRule="auto"/>
-        <w:rPr>
-          <w:rFonts w:ascii="Times New Roman" w:hAnsi="Times New Roman"/>
-          <w:sz w:val="24"/>
-        </w:rPr>
-      </w:pPr>
-      <w:r>
-        <w:rPr>
-          <w:rFonts w:ascii="Times New Roman" w:hAnsi="Times New Roman"/>
-          <w:sz w:val="24"/>
-        </w:rPr>
-        <w:t>Слава Отцю, і Сину, і Святому Духові* і нині, і повсякчас, і на віки вічні. Амінь.</w:t>
-      </w:r>
-    </w:p>
-    <w:p>
-      <w:pPr>
-        <w:spacing w:line="240" w:lineRule="auto"/>
-        <w:rPr>
-          <w:rFonts w:ascii="Times New Roman" w:hAnsi="Times New Roman"/>
-          <w:sz w:val="24"/>
-        </w:rPr>
-      </w:pPr>
-      <w:r>
-        <w:rPr>
-          <w:rFonts w:ascii="Times New Roman" w:hAnsi="Times New Roman"/>
-          <w:sz w:val="24"/>
-        </w:rPr>
-        <w:t>Отче наш, що єси на небесах,* нехай святиться ім’я твоє,* нехай прийде царство твоє,* нехай буде воля твоя, як на небі, так і на землі.* Хліб наш насущний дай нам сьогодні,* і прости нам провини наші,* як і ми прощаємо винуватцям нашим,* і не введи нас у спокусу,* але визволи нас від лукавого.</w:t>
-      </w:r>
-    </w:p>
-    <w:p>
-      <w:pPr>
-        <w:spacing w:line="240" w:lineRule="auto"/>
-        <w:rPr>
-          <w:rFonts w:ascii="Times New Roman" w:hAnsi="Times New Roman"/>
-          <w:sz w:val="24"/>
-        </w:rPr>
-      </w:pPr>
-      <w:r>
-        <w:rPr>
-          <w:rFonts w:ascii="Times New Roman" w:hAnsi="Times New Roman"/>
-          <w:i/>
-          <w:color w:val="FF0000"/>
-          <w:sz w:val="24"/>
-        </w:rPr>
-        <w:t>Священик</w:t>
-      </w:r>
-      <w:r>
-        <w:rPr>
-          <w:rFonts w:ascii="Times New Roman" w:hAnsi="Times New Roman"/>
-          <w:color w:val="FF0000"/>
-          <w:sz w:val="24"/>
-        </w:rPr>
-        <w:t xml:space="preserve">: </w:t>
-      </w:r>
-      <w:r>
-        <w:rPr>
-          <w:rFonts w:ascii="Times New Roman" w:hAnsi="Times New Roman"/>
-          <w:sz w:val="24"/>
-        </w:rPr>
-        <w:t>Бо твоє є царство, і сила, і слава, Отця, і Сина, і Святого Духа, нині і повсякчас, і на віки вічні.</w:t>
-      </w:r>
-    </w:p>
-    <w:p>
-      <w:pPr>
-        <w:spacing w:line="240" w:lineRule="auto"/>
-        <w:rPr>
-          <w:rFonts w:ascii="Times New Roman" w:hAnsi="Times New Roman"/>
-          <w:sz w:val="24"/>
-        </w:rPr>
-      </w:pPr>
-      <w:r>
-        <w:rPr>
-          <w:rFonts w:ascii="Times New Roman" w:hAnsi="Times New Roman"/>
-          <w:i/>
-          <w:color w:val="FF0000"/>
-          <w:sz w:val="24"/>
-        </w:rPr>
-        <w:t xml:space="preserve">Вірні: </w:t>
-      </w:r>
-      <w:r>
-        <w:rPr>
-          <w:rFonts w:ascii="Times New Roman" w:hAnsi="Times New Roman"/>
-          <w:sz w:val="24"/>
-        </w:rPr>
-        <w:t xml:space="preserve">Амінь. Господи, помилуй </w:t>
+      <w:r>
+        <w:rPr>
+          <w:rFonts w:ascii="Times New Roman" w:hAnsi="Times New Roman"/>
+          <w:sz w:val="24"/>
+        </w:rPr>
+        <w:t xml:space="preserve"> </w:t>
       </w:r>
       <w:r>
         <w:rPr>
@@ -295,13 +307,6 @@
         </w:rPr>
         <w:t>(12 р.)</w:t>
       </w:r>
-      <w:r>
-        <w:rPr>
-          <w:rFonts w:ascii="Times New Roman" w:hAnsi="Times New Roman"/>
-          <w:sz w:val="24"/>
-        </w:rPr>
-        <w:t>.</w:t>
-      </w:r>
     </w:p>
     <w:p>
       <w:pPr>
@@ -335,50 +340,41 @@
     </w:p>
     <w:p>
       <w:pPr>
-        <w:spacing w:line="240" w:lineRule="auto"/>
-        <w:rPr>
-          <w:rFonts w:ascii="Times New Roman" w:hAnsi="Times New Roman"/>
-          <w:sz w:val="24"/>
-        </w:rPr>
-      </w:pPr>
-      <w:r>
-        <w:rPr>
-          <w:rFonts w:ascii="Times New Roman" w:hAnsi="Times New Roman"/>
-          <w:sz w:val="24"/>
-        </w:rPr>
-        <w:t>Прийдіте, поклонімся* Цареві нашому Богу.</w:t>
-      </w:r>
-    </w:p>
-    <w:p>
-      <w:pPr>
-        <w:spacing w:line="240" w:lineRule="auto"/>
-        <w:rPr>
-          <w:rFonts w:ascii="Times New Roman" w:hAnsi="Times New Roman"/>
-          <w:sz w:val="24"/>
-        </w:rPr>
-      </w:pPr>
-      <w:r>
-        <w:rPr>
-          <w:rFonts w:ascii="Times New Roman" w:hAnsi="Times New Roman"/>
-          <w:sz w:val="24"/>
-        </w:rPr>
-        <w:t>Прийдіте, поклонімся* Христові, Цареві нашому Богу.</w:t>
-      </w:r>
-    </w:p>
-    <w:p>
-      <w:pPr>
-        <w:spacing w:line="240" w:lineRule="auto"/>
-        <w:rPr>
-          <w:rFonts w:ascii="Times New Roman" w:hAnsi="Times New Roman"/>
-          <w:sz w:val="24"/>
-        </w:rPr>
-      </w:pPr>
-      <w:r>
-        <w:rPr>
-          <w:rFonts w:ascii="Times New Roman" w:hAnsi="Times New Roman"/>
-          <w:sz w:val="24"/>
-        </w:rPr>
-        <w:t>Прийдіте, поклонімся і припадім* до самого Господа Ісуса Христа, Царя і Бога нашого.</w:t>
+        <w:spacing w:after="120"/>
+        <w:jc w:val="both"/>
+      </w:pPr>
+      <w:r>
+        <w:rPr>
+          <w:rFonts w:ascii="Times New Roman" w:hAnsi="Times New Roman"/>
+          <w:sz w:val="24"/>
+        </w:rPr>
+        <w:t>Прийді́те, поклоні́мся* царе́ві на́шому – Бо́гу.</w:t>
+      </w:r>
+    </w:p>
+    <w:p>
+      <w:pPr>
+        <w:spacing w:after="120"/>
+        <w:jc w:val="both"/>
+      </w:pPr>
+      <w:r>
+        <w:rPr>
+          <w:rFonts w:ascii="Times New Roman" w:hAnsi="Times New Roman"/>
+          <w:sz w:val="24"/>
+        </w:rPr>
+        <w:t>Прийді́те, поклоні́мся* Христо́ві, царе́ві на́шому – Бо́гу.</w:t>
+      </w:r>
+    </w:p>
+    <w:p>
+      <w:pPr>
+        <w:spacing w:after="120"/>
+        <w:jc w:val="both"/>
+      </w:pPr>
+      <w:r>
+        <w:rPr>
+          <w:rFonts w:ascii="Times New Roman" w:hAnsi="Times New Roman"/>
+          <w:sz w:val="24"/>
+        </w:rPr>
+        <w:t>Прийді́те, поклоні́мся і припаді́м* до само́го Го́спода Ісу́са Христа́ – царя́ і Бо́га на́шого.</w:t>
       </w:r>
     </w:p>
     <w:p>
@@ -1136,18 +1132,15 @@
     </w:p>
     <w:p>
       <w:pPr>
-        <w:spacing w:line="240" w:lineRule="auto"/>
-        <w:rPr>
-          <w:rFonts w:ascii="Times New Roman" w:hAnsi="Times New Roman"/>
-          <w:sz w:val="24"/>
-        </w:rPr>
-      </w:pPr>
-      <w:r>
-        <w:rPr>
-          <w:rFonts w:ascii="Times New Roman" w:hAnsi="Times New Roman"/>
-          <w:sz w:val="24"/>
-        </w:rPr>
-        <w:t xml:space="preserve">Господи, помилуй </w:t>
+        <w:spacing w:after="120"/>
+        <w:jc w:val="both"/>
+      </w:pPr>
+      <w:r>
+        <w:rPr>
+          <w:rFonts w:ascii="Times New Roman" w:hAnsi="Times New Roman"/>
+          <w:sz w:val="24"/>
+        </w:rPr>
+        <w:t xml:space="preserve">Господи, помилуй. </w:t>
       </w:r>
       <w:r>
         <w:rPr>
@@ -1158,13 +1151,6 @@
         </w:rPr>
         <w:t>(3 р.)</w:t>
       </w:r>
-      <w:r>
-        <w:rPr>
-          <w:rFonts w:ascii="Times New Roman" w:hAnsi="Times New Roman"/>
-          <w:sz w:val="24"/>
-        </w:rPr>
-        <w:t>.</w:t>
-      </w:r>
     </w:p>
     <w:p>
       <w:pPr>
@@ -1330,18 +1316,15 @@
     </w:p>
     <w:p>
       <w:pPr>
-        <w:spacing w:line="240" w:lineRule="auto"/>
-        <w:rPr>
-          <w:rFonts w:ascii="Times New Roman" w:hAnsi="Times New Roman"/>
-          <w:sz w:val="24"/>
-        </w:rPr>
-      </w:pPr>
-      <w:r>
-        <w:rPr>
-          <w:rFonts w:ascii="Times New Roman" w:hAnsi="Times New Roman"/>
-          <w:sz w:val="24"/>
-        </w:rPr>
-        <w:t xml:space="preserve">Святий Боже, святий Кріпкий, святий Безсмертний, помилуй нас </w:t>
+        <w:spacing w:after="120"/>
+        <w:jc w:val="both"/>
+      </w:pPr>
+      <w:r>
+        <w:rPr>
+          <w:rFonts w:ascii="Times New Roman" w:hAnsi="Times New Roman"/>
+          <w:sz w:val="24"/>
+        </w:rPr>
+        <w:t xml:space="preserve">Святий Боже, святий Кріпкий, святий Безсмертний, помилуй нас. </w:t>
       </w:r>
       <w:r>
         <w:rPr>
@@ -1352,13 +1335,6 @@
         </w:rPr>
         <w:t>(3 р.)</w:t>
       </w:r>
-      <w:r>
-        <w:rPr>
-          <w:rFonts w:ascii="Times New Roman" w:hAnsi="Times New Roman"/>
-          <w:sz w:val="24"/>
-        </w:rPr>
-        <w:t>.</w:t>
-      </w:r>
     </w:p>
     <w:p>
       <w:pPr>
@@ -1394,18 +1370,15 @@
     </w:p>
     <w:p>
       <w:pPr>
-        <w:spacing w:line="240" w:lineRule="auto"/>
-        <w:rPr>
-          <w:rFonts w:ascii="Times New Roman" w:hAnsi="Times New Roman"/>
-          <w:sz w:val="24"/>
-        </w:rPr>
-      </w:pPr>
-      <w:r>
-        <w:rPr>
-          <w:rFonts w:ascii="Times New Roman" w:hAnsi="Times New Roman"/>
-          <w:sz w:val="24"/>
-        </w:rPr>
-        <w:t xml:space="preserve">Господи, помилуй </w:t>
+        <w:spacing w:after="120"/>
+        <w:jc w:val="both"/>
+      </w:pPr>
+      <w:r>
+        <w:rPr>
+          <w:rFonts w:ascii="Times New Roman" w:hAnsi="Times New Roman"/>
+          <w:sz w:val="24"/>
+        </w:rPr>
+        <w:t xml:space="preserve">Господи, помилуй. </w:t>
       </w:r>
       <w:r>
         <w:rPr>
@@ -1415,13 +1388,6 @@
           <w:sz w:val="24"/>
         </w:rPr>
         <w:t>(3 р.)</w:t>
-      </w:r>
-      <w:r>
-        <w:rPr>
-          <w:rFonts w:ascii="Times New Roman" w:hAnsi="Times New Roman"/>
-          <w:sz w:val="24"/>
-        </w:rPr>
-        <w:t>.</w:t>
       </w:r>
     </w:p>
     <w:p>
@@ -1614,18 +1580,15 @@
     </w:p>
     <w:p>
       <w:pPr>
-        <w:spacing w:line="240" w:lineRule="auto"/>
-        <w:rPr>
-          <w:rFonts w:ascii="Times New Roman" w:hAnsi="Times New Roman"/>
-          <w:sz w:val="24"/>
-        </w:rPr>
-      </w:pPr>
-      <w:r>
-        <w:rPr>
-          <w:rFonts w:ascii="Times New Roman" w:hAnsi="Times New Roman"/>
-          <w:sz w:val="24"/>
-        </w:rPr>
-        <w:t xml:space="preserve">Господи, помилуй </w:t>
+        <w:spacing w:after="120"/>
+        <w:jc w:val="both"/>
+      </w:pPr>
+      <w:r>
+        <w:rPr>
+          <w:rFonts w:ascii="Times New Roman" w:hAnsi="Times New Roman"/>
+          <w:sz w:val="24"/>
+        </w:rPr>
+        <w:t xml:space="preserve">Господи, помилуй. </w:t>
       </w:r>
       <w:r>
         <w:rPr>
@@ -1636,13 +1599,6 @@
         </w:rPr>
         <w:t>(3 р.)</w:t>
       </w:r>
-      <w:r>
-        <w:rPr>
-          <w:rFonts w:ascii="Times New Roman" w:hAnsi="Times New Roman"/>
-          <w:sz w:val="24"/>
-        </w:rPr>
-        <w:t>.</w:t>
-      </w:r>
     </w:p>
     <w:p>
       <w:pPr>
@@ -1863,27 +1819,32 @@
     </w:p>
     <w:p>
       <w:pPr>
-        <w:spacing w:line="240" w:lineRule="auto"/>
-        <w:rPr>
-          <w:rFonts w:ascii="Times New Roman" w:hAnsi="Times New Roman"/>
-          <w:sz w:val="24"/>
-        </w:rPr>
-      </w:pPr>
-      <w:r>
-        <w:rPr>
-          <w:rFonts w:ascii="Times New Roman" w:hAnsi="Times New Roman"/>
-          <w:i/>
-          <w:color w:val="FF0000"/>
-          <w:sz w:val="24"/>
-        </w:rPr>
-        <w:t xml:space="preserve">Священик: </w:t>
-      </w:r>
-      <w:r>
-        <w:rPr>
-          <w:rFonts w:ascii="Times New Roman" w:hAnsi="Times New Roman"/>
-          <w:sz w:val="24"/>
-        </w:rPr>
-        <w:t>Слава тобі, Христе Боже, надіє наша, слава тобі!</w:t>
+        <w:spacing w:after="120"/>
+        <w:jc w:val="both"/>
+      </w:pPr>
+      <w:r>
+        <w:rPr>
+          <w:rFonts w:ascii="Times New Roman" w:hAnsi="Times New Roman"/>
+          <w:i/>
+          <w:color w:val="FF0000"/>
+          <w:sz w:val="24"/>
+        </w:rPr>
+        <w:t>Священик:</w:t>
+      </w:r>
+      <w:r>
+        <w:rPr>
+          <w:rFonts w:ascii="Times New Roman" w:hAnsi="Times New Roman"/>
+          <w:color w:val="FF0000"/>
+          <w:sz w:val="24"/>
+        </w:rPr>
+        <w:t xml:space="preserve"> </w:t>
+      </w:r>
+      <w:r>
+        <w:rPr>
+          <w:rFonts w:ascii="Times New Roman" w:hAnsi="Times New Roman"/>
+          <w:sz w:val="24"/>
+        </w:rPr>
+        <w:t>Слава тобі, Христе Боже, уповання наше, слава тобі!</w:t>
       </w:r>
     </w:p>
     <w:p>
@@ -2054,6 +2015,192 @@
     </w:p>
     <w:p>
       <w:pPr>
+        <w:spacing w:after="120"/>
+      </w:pPr>
+      <w:r>
+        <w:rPr>
+          <w:rFonts w:ascii="Times New Roman" w:hAnsi="Times New Roman"/>
+          <w:i/>
+          <w:color w:val="FF0000"/>
+          <w:sz w:val="24"/>
+        </w:rPr>
+        <w:t>Вірні:</w:t>
+      </w:r>
+      <w:r>
+        <w:rPr>
+          <w:rFonts w:ascii="Times New Roman" w:hAnsi="Times New Roman"/>
+          <w:color w:val="FF0000"/>
+          <w:sz w:val="24"/>
+        </w:rPr>
+        <w:t xml:space="preserve"> </w:t>
+      </w:r>
+      <w:r>
+        <w:rPr>
+          <w:rFonts w:ascii="Times New Roman" w:hAnsi="Times New Roman"/>
+          <w:sz w:val="24"/>
+        </w:rPr>
+        <w:t>Амі́нь.</w:t>
+      </w:r>
+    </w:p>
+    <w:p>
+      <w:pPr>
+        <w:spacing w:after="120"/>
+      </w:pPr>
+      <w:r>
+        <w:rPr>
+          <w:rFonts w:ascii="Times New Roman" w:hAnsi="Times New Roman"/>
+          <w:sz w:val="24"/>
+        </w:rPr>
+        <w:t>Сла́ва Тобі́, Бо́же наш, сла́ва Тобі́.</w:t>
+      </w:r>
+    </w:p>
+    <w:p>
+      <w:pPr>
+        <w:spacing w:after="120"/>
+      </w:pPr>
+      <w:r>
+        <w:rPr>
+          <w:rFonts w:ascii="Times New Roman" w:hAnsi="Times New Roman"/>
+          <w:sz w:val="24"/>
+        </w:rPr>
+        <w:t>Ца́рю небе́сний, утіши́телю, Ду́ше íстини,* що всю́ди єси́ і все наповня́єш,* скарбни́це благ і життя́ пода́телю,* прийди́, і всели́ся в нас,* і очи́сти нас від уся́кої скве́рни,* і спаси́, благи́й, ду́ші на́ші.</w:t>
+      </w:r>
+    </w:p>
+    <w:p>
+      <w:pPr>
+        <w:spacing w:after="120"/>
+        <w:jc w:val="both"/>
+      </w:pPr>
+      <w:r>
+        <w:rPr>
+          <w:rFonts w:ascii="Times New Roman" w:hAnsi="Times New Roman"/>
+          <w:sz w:val="24"/>
+        </w:rPr>
+        <w:t xml:space="preserve">Святий Боже, святий Кріпкий, святий Безсмертний, помилуй нас. </w:t>
+      </w:r>
+      <w:r>
+        <w:rPr>
+          <w:rFonts w:ascii="Times New Roman" w:hAnsi="Times New Roman"/>
+          <w:i/>
+          <w:color w:val="FF0000"/>
+          <w:sz w:val="24"/>
+        </w:rPr>
+        <w:t>(3 р.)</w:t>
+      </w:r>
+    </w:p>
+    <w:p>
+      <w:pPr>
+        <w:spacing w:line="240" w:lineRule="auto"/>
+        <w:rPr>
+          <w:rFonts w:ascii="Times New Roman" w:hAnsi="Times New Roman"/>
+          <w:sz w:val="24"/>
+        </w:rPr>
+      </w:pPr>
+      <w:r>
+        <w:rPr>
+          <w:rFonts w:ascii="Times New Roman" w:hAnsi="Times New Roman"/>
+          <w:sz w:val="24"/>
+        </w:rPr>
+        <w:t>Слава Отцю, і Сину, і Святому Духові,* і нині і повсякчас, і на віки вічні. Амінь.</w:t>
+      </w:r>
+    </w:p>
+    <w:p>
+      <w:pPr>
+        <w:spacing w:line="240" w:lineRule="auto"/>
+        <w:rPr>
+          <w:rFonts w:ascii="Times New Roman" w:hAnsi="Times New Roman"/>
+          <w:sz w:val="24"/>
+        </w:rPr>
+      </w:pPr>
+      <w:r>
+        <w:rPr>
+          <w:rFonts w:ascii="Times New Roman" w:hAnsi="Times New Roman"/>
+          <w:sz w:val="24"/>
+        </w:rPr>
+        <w:t>Пресвята Тройце, помилуй нас;* Господи, очисти гріхи наші;* Владико, прости беззаконня наші;* Святий, завітай і зціли немочі наші імени твого ради.</w:t>
+      </w:r>
+    </w:p>
+    <w:p>
+      <w:pPr>
+        <w:spacing w:after="120"/>
+        <w:jc w:val="both"/>
+      </w:pPr>
+      <w:r>
+        <w:rPr>
+          <w:rFonts w:ascii="Times New Roman" w:hAnsi="Times New Roman"/>
+          <w:sz w:val="24"/>
+        </w:rPr>
+        <w:t xml:space="preserve">Господи, помилуй. </w:t>
+      </w:r>
+      <w:r>
+        <w:rPr>
+          <w:rFonts w:ascii="Times New Roman" w:hAnsi="Times New Roman"/>
+          <w:i/>
+          <w:color w:val="FF0000"/>
+          <w:sz w:val="24"/>
+        </w:rPr>
+        <w:t>(3 р.)</w:t>
+      </w:r>
+    </w:p>
+    <w:p>
+      <w:pPr>
+        <w:spacing w:line="240" w:lineRule="auto"/>
+        <w:rPr>
+          <w:rFonts w:ascii="Times New Roman" w:hAnsi="Times New Roman"/>
+          <w:sz w:val="24"/>
+        </w:rPr>
+      </w:pPr>
+      <w:r>
+        <w:rPr>
+          <w:rFonts w:ascii="Times New Roman" w:hAnsi="Times New Roman"/>
+          <w:sz w:val="24"/>
+        </w:rPr>
+        <w:t>Слава Отцю, і Сину, і Святому Духові,* і нині і повсякчас, і на віки вічні. Амінь.</w:t>
+      </w:r>
+    </w:p>
+    <w:p>
+      <w:pPr>
+        <w:spacing w:line="240" w:lineRule="auto"/>
+        <w:rPr>
+          <w:rFonts w:ascii="Times New Roman" w:hAnsi="Times New Roman"/>
+          <w:sz w:val="24"/>
+        </w:rPr>
+      </w:pPr>
+      <w:r>
+        <w:rPr>
+          <w:rFonts w:ascii="Times New Roman" w:hAnsi="Times New Roman"/>
+          <w:sz w:val="24"/>
+        </w:rPr>
+        <w:t>Отче наш, що єси на небесах,* нехай святиться ім’я твоє,* нехай прийде царство твоє,* нехай буде воля твоя, як на небі, так і на землі.* Хліб наш насущний дай нам сьогодні,* і прости нам провини наші,* як і ми прощаємо винуватцям нашим,* і не введи нас у спокусу,* але визволи нас від лукавого.</w:t>
+      </w:r>
+    </w:p>
+    <w:p>
+      <w:pPr>
+        <w:spacing w:line="240" w:lineRule="auto"/>
+        <w:rPr>
+          <w:rFonts w:ascii="Times New Roman" w:hAnsi="Times New Roman"/>
+          <w:sz w:val="24"/>
+        </w:rPr>
+      </w:pPr>
+      <w:r>
+        <w:rPr>
+          <w:rFonts w:ascii="Times New Roman" w:hAnsi="Times New Roman"/>
+          <w:i/>
+          <w:color w:val="FF0000"/>
+          <w:sz w:val="24"/>
+        </w:rPr>
+        <w:t xml:space="preserve">Священик: </w:t>
+      </w:r>
+      <w:r>
+        <w:rPr>
+          <w:rFonts w:ascii="Times New Roman" w:hAnsi="Times New Roman"/>
+          <w:sz w:val="24"/>
+        </w:rPr>
+        <w:t>Бо твоє є царство, і сила, і слава, Отця, і Сина, і Святого Духа, нині і повсякчас, і на віки вічні.</w:t>
+      </w:r>
+    </w:p>
+    <w:p>
+      <w:pPr>
         <w:spacing w:line="240" w:lineRule="auto"/>
         <w:rPr>
           <w:rFonts w:ascii="Times New Roman" w:hAnsi="Times New Roman"/>
@@ -2074,48 +2221,32 @@
           <w:rFonts w:ascii="Times New Roman" w:hAnsi="Times New Roman"/>
           <w:sz w:val="24"/>
         </w:rPr>
-        <w:t>Амінь. Слава тобі, Боже наш, слава тобі.</w:t>
-      </w:r>
-    </w:p>
-    <w:p>
-      <w:pPr>
-        <w:spacing w:line="240" w:lineRule="auto"/>
-        <w:rPr>
-          <w:rFonts w:ascii="Times New Roman" w:hAnsi="Times New Roman"/>
-          <w:sz w:val="24"/>
-        </w:rPr>
-      </w:pPr>
-      <w:r>
-        <w:rPr>
-          <w:rFonts w:ascii="Times New Roman" w:hAnsi="Times New Roman"/>
-          <w:sz w:val="24"/>
-        </w:rPr>
-        <w:t>Царю небесний, утішителю, Душе істини,* що всюди єси і все наповняєш,* скарбе дібр і життя подателю,* прийди і вселися в нас,* і очисти нас від усякої скверни,* і спаси, Благий, душі наші.</w:t>
-      </w:r>
-    </w:p>
-    <w:p>
-      <w:pPr>
-        <w:spacing w:line="240" w:lineRule="auto"/>
-        <w:rPr>
-          <w:rFonts w:ascii="Times New Roman" w:hAnsi="Times New Roman"/>
-          <w:sz w:val="24"/>
-        </w:rPr>
-      </w:pPr>
-      <w:r>
-        <w:rPr>
-          <w:rFonts w:ascii="Times New Roman" w:hAnsi="Times New Roman"/>
-          <w:sz w:val="24"/>
-        </w:rPr>
-        <w:t xml:space="preserve">Святий Боже, святий Кріпкий, святий Безсмертний, помилуй нас </w:t>
-      </w:r>
-      <w:r>
-        <w:rPr>
-          <w:rFonts w:ascii="Times New Roman" w:hAnsi="Times New Roman"/>
-          <w:i/>
-          <w:color w:val="FF0000"/>
-          <w:sz w:val="24"/>
-        </w:rPr>
-        <w:t>(3 р.)</w:t>
+        <w:t xml:space="preserve">Амінь. </w:t>
+      </w:r>
+    </w:p>
+    <w:p>
+      <w:pPr>
+        <w:spacing w:line="240" w:lineRule="auto"/>
+        <w:rPr>
+          <w:rFonts w:ascii="Times New Roman" w:hAnsi="Times New Roman"/>
+          <w:sz w:val="24"/>
+        </w:rPr>
+      </w:pPr>
+      <w:r>
+        <w:rPr>
+          <w:rFonts w:ascii="Times New Roman" w:hAnsi="Times New Roman"/>
+          <w:sz w:val="24"/>
+        </w:rPr>
+        <w:t xml:space="preserve">Господи, помилуй </w:t>
+      </w:r>
+      <w:r>
+        <w:rPr>
+          <w:rFonts w:ascii="Times New Roman" w:hAnsi="Times New Roman"/>
+          <w:i/>
+          <w:color w:val="FF0000"/>
+          <w:sz w:val="24"/>
+        </w:rPr>
+        <w:t>(12 р.)</w:t>
       </w:r>
       <w:r>
         <w:rPr>
@@ -2143,228 +2274,41 @@
     </w:p>
     <w:p>
       <w:pPr>
-        <w:spacing w:line="240" w:lineRule="auto"/>
-        <w:rPr>
-          <w:rFonts w:ascii="Times New Roman" w:hAnsi="Times New Roman"/>
-          <w:sz w:val="24"/>
-        </w:rPr>
-      </w:pPr>
-      <w:r>
-        <w:rPr>
-          <w:rFonts w:ascii="Times New Roman" w:hAnsi="Times New Roman"/>
-          <w:sz w:val="24"/>
-        </w:rPr>
-        <w:t>Пресвята Тройце, помилуй нас;* Господи, очисти гріхи наші;* Владико, прости беззаконня наші;* Святий, завітай і зціли немочі наші імени твого ради.</w:t>
-      </w:r>
-    </w:p>
-    <w:p>
-      <w:pPr>
-        <w:spacing w:line="240" w:lineRule="auto"/>
-        <w:rPr>
-          <w:rFonts w:ascii="Times New Roman" w:hAnsi="Times New Roman"/>
-          <w:sz w:val="24"/>
-        </w:rPr>
-      </w:pPr>
-      <w:r>
-        <w:rPr>
-          <w:rFonts w:ascii="Times New Roman" w:hAnsi="Times New Roman"/>
-          <w:sz w:val="24"/>
-        </w:rPr>
-        <w:t xml:space="preserve">Господи, помилуй </w:t>
-      </w:r>
-      <w:r>
-        <w:rPr>
-          <w:rFonts w:ascii="Times New Roman" w:hAnsi="Times New Roman"/>
-          <w:i/>
-          <w:color w:val="FF0000"/>
-          <w:sz w:val="24"/>
-        </w:rPr>
-        <w:t>(3 р.)</w:t>
-      </w:r>
-      <w:r>
-        <w:rPr>
-          <w:rFonts w:ascii="Times New Roman" w:hAnsi="Times New Roman"/>
-          <w:sz w:val="24"/>
-        </w:rPr>
-        <w:t>.</w:t>
-      </w:r>
-    </w:p>
-    <w:p>
-      <w:pPr>
-        <w:spacing w:line="240" w:lineRule="auto"/>
-        <w:rPr>
-          <w:rFonts w:ascii="Times New Roman" w:hAnsi="Times New Roman"/>
-          <w:sz w:val="24"/>
-        </w:rPr>
-      </w:pPr>
-      <w:r>
-        <w:rPr>
-          <w:rFonts w:ascii="Times New Roman" w:hAnsi="Times New Roman"/>
-          <w:sz w:val="24"/>
-        </w:rPr>
-        <w:t>Слава Отцю, і Сину, і Святому Духові,* і нині і повсякчас, і на віки вічні. Амінь.</w:t>
-      </w:r>
-    </w:p>
-    <w:p>
-      <w:pPr>
-        <w:spacing w:line="240" w:lineRule="auto"/>
-        <w:rPr>
-          <w:rFonts w:ascii="Times New Roman" w:hAnsi="Times New Roman"/>
-          <w:sz w:val="24"/>
-        </w:rPr>
-      </w:pPr>
-      <w:r>
-        <w:rPr>
-          <w:rFonts w:ascii="Times New Roman" w:hAnsi="Times New Roman"/>
-          <w:sz w:val="24"/>
-        </w:rPr>
-        <w:t>Отче наш, що єси на небесах,* нехай святиться ім’я твоє,* нехай прийде царство твоє,* нехай буде воля твоя, як на небі, так і на землі.* Хліб наш насущний дай нам сьогодні,* і прости нам провини наші,* як і ми прощаємо винуватцям нашим,* і не введи нас у спокусу,* але визволи нас від лукавого.</w:t>
-      </w:r>
-    </w:p>
-    <w:p>
-      <w:pPr>
-        <w:spacing w:line="240" w:lineRule="auto"/>
-        <w:rPr>
-          <w:rFonts w:ascii="Times New Roman" w:hAnsi="Times New Roman"/>
-          <w:sz w:val="24"/>
-        </w:rPr>
-      </w:pPr>
-      <w:r>
-        <w:rPr>
-          <w:rFonts w:ascii="Times New Roman" w:hAnsi="Times New Roman"/>
-          <w:i/>
-          <w:color w:val="FF0000"/>
-          <w:sz w:val="24"/>
-        </w:rPr>
-        <w:t xml:space="preserve">Священик: </w:t>
-      </w:r>
-      <w:r>
-        <w:rPr>
-          <w:rFonts w:ascii="Times New Roman" w:hAnsi="Times New Roman"/>
-          <w:sz w:val="24"/>
-        </w:rPr>
-        <w:t>Бо твоє є царство, і сила, і слава, Отця, і Сина, і Святого Духа, нині і повсякчас, і на віки вічні.</w:t>
-      </w:r>
-    </w:p>
-    <w:p>
-      <w:pPr>
-        <w:spacing w:line="240" w:lineRule="auto"/>
-        <w:rPr>
-          <w:rFonts w:ascii="Times New Roman" w:hAnsi="Times New Roman"/>
-          <w:sz w:val="24"/>
-        </w:rPr>
-      </w:pPr>
-      <w:r>
-        <w:rPr>
-          <w:rFonts w:ascii="Times New Roman" w:hAnsi="Times New Roman"/>
-          <w:i/>
-          <w:color w:val="FF0000"/>
-          <w:sz w:val="24"/>
-        </w:rPr>
-        <w:t xml:space="preserve">Вірні: </w:t>
-      </w:r>
-      <w:r>
-        <w:rPr>
-          <w:rFonts w:ascii="Times New Roman" w:hAnsi="Times New Roman"/>
-          <w:sz w:val="24"/>
-        </w:rPr>
-        <w:t xml:space="preserve">Амінь. </w:t>
-      </w:r>
-    </w:p>
-    <w:p>
-      <w:pPr>
-        <w:spacing w:line="240" w:lineRule="auto"/>
-        <w:rPr>
-          <w:rFonts w:ascii="Times New Roman" w:hAnsi="Times New Roman"/>
-          <w:sz w:val="24"/>
-        </w:rPr>
-      </w:pPr>
-      <w:r>
-        <w:rPr>
-          <w:rFonts w:ascii="Times New Roman" w:hAnsi="Times New Roman"/>
-          <w:sz w:val="24"/>
-        </w:rPr>
-        <w:t xml:space="preserve">Господи, помилуй </w:t>
-      </w:r>
-      <w:r>
-        <w:rPr>
-          <w:rFonts w:ascii="Times New Roman" w:hAnsi="Times New Roman"/>
-          <w:i/>
-          <w:color w:val="FF0000"/>
-          <w:sz w:val="24"/>
-        </w:rPr>
-        <w:t>(12 р.)</w:t>
-      </w:r>
-      <w:r>
-        <w:rPr>
-          <w:rFonts w:ascii="Times New Roman" w:hAnsi="Times New Roman"/>
-          <w:sz w:val="24"/>
-        </w:rPr>
-        <w:t>.</w:t>
-      </w:r>
-    </w:p>
-    <w:p>
-      <w:pPr>
-        <w:spacing w:line="240" w:lineRule="auto"/>
-        <w:rPr>
-          <w:rFonts w:ascii="Times New Roman" w:hAnsi="Times New Roman"/>
-          <w:sz w:val="24"/>
-        </w:rPr>
-      </w:pPr>
-      <w:r>
-        <w:rPr>
-          <w:rFonts w:ascii="Times New Roman" w:hAnsi="Times New Roman"/>
-          <w:sz w:val="24"/>
-        </w:rPr>
-        <w:t>Слава Отцю, і Сину, і Святому Духові,* і нині і повсякчас, і на віки вічні. Амінь.</w:t>
-      </w:r>
-    </w:p>
-    <w:p>
-      <w:pPr>
-        <w:spacing w:line="240" w:lineRule="auto"/>
-        <w:rPr>
-          <w:rFonts w:ascii="Times New Roman" w:hAnsi="Times New Roman"/>
-          <w:sz w:val="24"/>
-        </w:rPr>
-      </w:pPr>
-      <w:r>
-        <w:rPr>
-          <w:rFonts w:ascii="Times New Roman" w:hAnsi="Times New Roman"/>
-          <w:sz w:val="24"/>
-        </w:rPr>
-        <w:t>Прийдіте, поклонімся* Цареві нашому Богу.</w:t>
-      </w:r>
-    </w:p>
-    <w:p>
-      <w:pPr>
-        <w:spacing w:line="240" w:lineRule="auto"/>
-        <w:rPr>
-          <w:rFonts w:ascii="Times New Roman" w:hAnsi="Times New Roman"/>
-          <w:sz w:val="24"/>
-        </w:rPr>
-      </w:pPr>
-      <w:r>
-        <w:rPr>
-          <w:rFonts w:ascii="Times New Roman" w:hAnsi="Times New Roman"/>
-          <w:sz w:val="24"/>
-        </w:rPr>
-        <w:t>Прийдіте, поклонімся* Христові, Цареві нашому Богу.</w:t>
-      </w:r>
-    </w:p>
-    <w:p>
-      <w:pPr>
-        <w:spacing w:line="240" w:lineRule="auto"/>
-        <w:rPr>
-          <w:rFonts w:ascii="Times New Roman" w:hAnsi="Times New Roman"/>
-          <w:sz w:val="24"/>
-        </w:rPr>
-      </w:pPr>
-      <w:r>
-        <w:rPr>
-          <w:rFonts w:ascii="Times New Roman" w:hAnsi="Times New Roman"/>
-          <w:sz w:val="24"/>
-        </w:rPr>
-        <w:t>Прийдіте, поклонімся і припадім* до самого Господа Ісуса Христа, Царя і Бога нашого.</w:t>
+        <w:spacing w:after="120"/>
+        <w:jc w:val="both"/>
+      </w:pPr>
+      <w:r>
+        <w:rPr>
+          <w:rFonts w:ascii="Times New Roman" w:hAnsi="Times New Roman"/>
+          <w:sz w:val="24"/>
+        </w:rPr>
+        <w:t>Прийді́те, поклоні́мся* царе́ві на́шому – Бо́гу.</w:t>
+      </w:r>
+    </w:p>
+    <w:p>
+      <w:pPr>
+        <w:spacing w:after="120"/>
+        <w:jc w:val="both"/>
+      </w:pPr>
+      <w:r>
+        <w:rPr>
+          <w:rFonts w:ascii="Times New Roman" w:hAnsi="Times New Roman"/>
+          <w:sz w:val="24"/>
+        </w:rPr>
+        <w:t>Прийді́те, поклоні́мся* Христо́ві, царе́ві на́шому – Бо́гу.</w:t>
+      </w:r>
+    </w:p>
+    <w:p>
+      <w:pPr>
+        <w:spacing w:after="120"/>
+        <w:jc w:val="both"/>
+      </w:pPr>
+      <w:r>
+        <w:rPr>
+          <w:rFonts w:ascii="Times New Roman" w:hAnsi="Times New Roman"/>
+          <w:sz w:val="24"/>
+        </w:rPr>
+        <w:t>Прийді́те, поклоні́мся і припаді́м* до само́го Го́спода Ісу́са Христа́ – царя́ і Бо́га на́шого.</w:t>
       </w:r>
     </w:p>
     <w:p>
@@ -3475,18 +3419,15 @@
     </w:p>
     <w:p>
       <w:pPr>
-        <w:spacing w:line="240" w:lineRule="auto"/>
-        <w:rPr>
-          <w:rFonts w:ascii="Times New Roman" w:hAnsi="Times New Roman"/>
-          <w:sz w:val="24"/>
-        </w:rPr>
-      </w:pPr>
-      <w:r>
-        <w:rPr>
-          <w:rFonts w:ascii="Times New Roman" w:hAnsi="Times New Roman"/>
-          <w:sz w:val="24"/>
-        </w:rPr>
-        <w:t xml:space="preserve">Господи, помилуй </w:t>
+        <w:spacing w:after="120"/>
+        <w:jc w:val="both"/>
+      </w:pPr>
+      <w:r>
+        <w:rPr>
+          <w:rFonts w:ascii="Times New Roman" w:hAnsi="Times New Roman"/>
+          <w:sz w:val="24"/>
+        </w:rPr>
+        <w:t xml:space="preserve">Господи, помилуй. </w:t>
       </w:r>
       <w:r>
         <w:rPr>
@@ -3496,13 +3437,6 @@
           <w:sz w:val="24"/>
         </w:rPr>
         <w:t>(3 р.)</w:t>
-      </w:r>
-      <w:r>
-        <w:rPr>
-          <w:rFonts w:ascii="Times New Roman" w:hAnsi="Times New Roman"/>
-          <w:sz w:val="24"/>
-        </w:rPr>
-        <w:t>.</w:t>
       </w:r>
     </w:p>
     <w:p>
@@ -3644,18 +3578,15 @@
     </w:p>
     <w:p>
       <w:pPr>
-        <w:spacing w:line="240" w:lineRule="auto"/>
-        <w:rPr>
-          <w:rFonts w:ascii="Times New Roman" w:hAnsi="Times New Roman"/>
-          <w:sz w:val="24"/>
-        </w:rPr>
-      </w:pPr>
-      <w:r>
-        <w:rPr>
-          <w:rFonts w:ascii="Times New Roman" w:hAnsi="Times New Roman"/>
-          <w:sz w:val="24"/>
-        </w:rPr>
-        <w:t xml:space="preserve">Святий Боже, святий Кріпкий, святий Безсмертний, помилуй нас </w:t>
+        <w:spacing w:after="120"/>
+        <w:jc w:val="both"/>
+      </w:pPr>
+      <w:r>
+        <w:rPr>
+          <w:rFonts w:ascii="Times New Roman" w:hAnsi="Times New Roman"/>
+          <w:sz w:val="24"/>
+        </w:rPr>
+        <w:t xml:space="preserve">Святий Боже, святий Кріпкий, святий Безсмертний, помилуй нас. </w:t>
       </w:r>
       <w:r>
         <w:rPr>
@@ -3666,6 +3597,192 @@
         </w:rPr>
         <w:t>(3 р.)</w:t>
       </w:r>
+    </w:p>
+    <w:p>
+      <w:pPr>
+        <w:spacing w:line="240" w:lineRule="auto"/>
+        <w:rPr>
+          <w:rFonts w:ascii="Times New Roman" w:hAnsi="Times New Roman"/>
+          <w:sz w:val="24"/>
+        </w:rPr>
+      </w:pPr>
+      <w:r>
+        <w:rPr>
+          <w:rFonts w:ascii="Times New Roman" w:hAnsi="Times New Roman"/>
+          <w:sz w:val="24"/>
+        </w:rPr>
+        <w:t>Слава Отцю, і Сину, і Святому Духові,* і нині і повсякчас, і на віки вічні. Амінь.</w:t>
+      </w:r>
+    </w:p>
+    <w:p>
+      <w:pPr>
+        <w:spacing w:line="240" w:lineRule="auto"/>
+        <w:rPr>
+          <w:rFonts w:ascii="Times New Roman" w:hAnsi="Times New Roman"/>
+          <w:sz w:val="24"/>
+        </w:rPr>
+      </w:pPr>
+      <w:r>
+        <w:rPr>
+          <w:rFonts w:ascii="Times New Roman" w:hAnsi="Times New Roman"/>
+          <w:sz w:val="24"/>
+        </w:rPr>
+        <w:t>Пресвята Тройце, помилуй нас;* Господи, очисти гріхи наші;* Владико, прости беззаконня наші;* Святий, завітай і зціли немочі наші імени твого ради.</w:t>
+      </w:r>
+    </w:p>
+    <w:p>
+      <w:pPr>
+        <w:spacing w:after="120"/>
+        <w:jc w:val="both"/>
+      </w:pPr>
+      <w:r>
+        <w:rPr>
+          <w:rFonts w:ascii="Times New Roman" w:hAnsi="Times New Roman"/>
+          <w:sz w:val="24"/>
+        </w:rPr>
+        <w:t xml:space="preserve">Господи, помилуй. </w:t>
+      </w:r>
+      <w:r>
+        <w:rPr>
+          <w:rFonts w:ascii="Times New Roman" w:hAnsi="Times New Roman"/>
+          <w:i/>
+          <w:color w:val="FF0000"/>
+          <w:sz w:val="24"/>
+        </w:rPr>
+        <w:t>(3 р.)</w:t>
+      </w:r>
+    </w:p>
+    <w:p>
+      <w:pPr>
+        <w:spacing w:line="240" w:lineRule="auto"/>
+        <w:rPr>
+          <w:rFonts w:ascii="Times New Roman" w:hAnsi="Times New Roman"/>
+          <w:sz w:val="24"/>
+        </w:rPr>
+      </w:pPr>
+      <w:r>
+        <w:rPr>
+          <w:rFonts w:ascii="Times New Roman" w:hAnsi="Times New Roman"/>
+          <w:sz w:val="24"/>
+        </w:rPr>
+        <w:t>Слава Отцю, і Сину, і Святому Духові,* і нині і повсякчас, і на віки вічні. Амінь.</w:t>
+      </w:r>
+    </w:p>
+    <w:p>
+      <w:pPr>
+        <w:spacing w:line="240" w:lineRule="auto"/>
+        <w:rPr>
+          <w:rFonts w:ascii="Times New Roman" w:hAnsi="Times New Roman"/>
+          <w:sz w:val="24"/>
+        </w:rPr>
+      </w:pPr>
+      <w:r>
+        <w:rPr>
+          <w:rFonts w:ascii="Times New Roman" w:hAnsi="Times New Roman"/>
+          <w:sz w:val="24"/>
+        </w:rPr>
+        <w:t>Отче наш, що єси на небесах,* нехай святиться ім’я твоє,* нехай прийде царство твоє,* нехай буде воля твоя, як на небі, так і на землі.* Хліб наш насущний дай нам сьогодні,* і прости нам провини наші,* як і ми прощаємо винуватцям нашим,* і не введи нас у спокусу,* але визволи нас від лукавого.</w:t>
+      </w:r>
+    </w:p>
+    <w:p>
+      <w:pPr>
+        <w:spacing w:line="240" w:lineRule="auto"/>
+        <w:rPr>
+          <w:rFonts w:ascii="Times New Roman" w:hAnsi="Times New Roman"/>
+          <w:sz w:val="24"/>
+        </w:rPr>
+      </w:pPr>
+      <w:r>
+        <w:rPr>
+          <w:rFonts w:ascii="Times New Roman" w:hAnsi="Times New Roman"/>
+          <w:i/>
+          <w:color w:val="FF0000"/>
+          <w:sz w:val="24"/>
+        </w:rPr>
+        <w:t xml:space="preserve">Священик: </w:t>
+      </w:r>
+      <w:r>
+        <w:rPr>
+          <w:rFonts w:ascii="Times New Roman" w:hAnsi="Times New Roman"/>
+          <w:sz w:val="24"/>
+        </w:rPr>
+        <w:t>Бо твоє є царство, і сила, і слава, Отця, і Сина, і Святого Духа, нині і повсякчас, і на віки вічні.</w:t>
+      </w:r>
+    </w:p>
+    <w:p>
+      <w:pPr>
+        <w:spacing w:line="240" w:lineRule="auto"/>
+        <w:rPr>
+          <w:rFonts w:ascii="Times New Roman" w:hAnsi="Times New Roman"/>
+          <w:sz w:val="24"/>
+        </w:rPr>
+      </w:pPr>
+      <w:r>
+        <w:rPr>
+          <w:rFonts w:ascii="Times New Roman" w:hAnsi="Times New Roman"/>
+          <w:i/>
+          <w:color w:val="FF0000"/>
+          <w:sz w:val="24"/>
+        </w:rPr>
+        <w:t xml:space="preserve">Вірні: </w:t>
+      </w:r>
+      <w:r>
+        <w:rPr>
+          <w:rFonts w:ascii="Times New Roman" w:hAnsi="Times New Roman"/>
+          <w:sz w:val="24"/>
+        </w:rPr>
+        <w:t>Амінь.</w:t>
+      </w:r>
+    </w:p>
+    <w:p>
+      <w:pPr>
+        <w:spacing w:line="240" w:lineRule="auto"/>
+        <w:rPr>
+          <w:rFonts w:ascii="Times New Roman" w:hAnsi="Times New Roman"/>
+          <w:sz w:val="24"/>
+        </w:rPr>
+      </w:pPr>
+      <w:r>
+        <w:rPr>
+          <w:rFonts w:ascii="Times New Roman" w:hAnsi="Times New Roman"/>
+          <w:i/>
+          <w:color w:val="FF0000"/>
+          <w:sz w:val="24"/>
+        </w:rPr>
+        <w:t xml:space="preserve">Кондак (г. 6): </w:t>
+      </w:r>
+      <w:r>
+        <w:rPr>
+          <w:rFonts w:ascii="Times New Roman" w:hAnsi="Times New Roman"/>
+          <w:sz w:val="24"/>
+        </w:rPr>
+        <w:t>Вояцтво світу покинувши,* на небесах до Владики ви прилучилися,* − сорок страстотерпців Господніх.* Крізь вогонь і воду пройшовши, Блаженні,* достойно прийняли ви славу з небес і безліч вінків.</w:t>
+      </w:r>
+    </w:p>
+    <w:p>
+      <w:pPr>
+        <w:spacing w:line="240" w:lineRule="auto"/>
+        <w:rPr>
+          <w:rFonts w:ascii="Times New Roman" w:hAnsi="Times New Roman"/>
+          <w:sz w:val="24"/>
+        </w:rPr>
+      </w:pPr>
+      <w:r>
+        <w:rPr>
+          <w:rFonts w:ascii="Times New Roman" w:hAnsi="Times New Roman"/>
+          <w:sz w:val="24"/>
+        </w:rPr>
+        <w:t xml:space="preserve">Господи, помилуй </w:t>
+      </w:r>
+      <w:r>
+        <w:rPr>
+          <w:rFonts w:ascii="Times New Roman" w:hAnsi="Times New Roman"/>
+          <w:i/>
+          <w:color w:val="FF0000"/>
+          <w:sz w:val="24"/>
+        </w:rPr>
+        <w:t>(40 р.)</w:t>
+      </w:r>
       <w:r>
         <w:rPr>
           <w:rFonts w:ascii="Times New Roman" w:hAnsi="Times New Roman"/>
@@ -3687,39 +3804,45 @@
           <w:rFonts w:ascii="Times New Roman" w:hAnsi="Times New Roman"/>
           <w:sz w:val="24"/>
         </w:rPr>
-        <w:t>Слава Отцю, і Сину, і Святому Духові,* і нині і повсякчас, і на віки вічні. Амінь.</w:t>
-      </w:r>
-    </w:p>
-    <w:p>
-      <w:pPr>
-        <w:spacing w:line="240" w:lineRule="auto"/>
-        <w:rPr>
-          <w:rFonts w:ascii="Times New Roman" w:hAnsi="Times New Roman"/>
-          <w:sz w:val="24"/>
-        </w:rPr>
-      </w:pPr>
-      <w:r>
-        <w:rPr>
-          <w:rFonts w:ascii="Times New Roman" w:hAnsi="Times New Roman"/>
-          <w:sz w:val="24"/>
-        </w:rPr>
-        <w:t>Пресвята Тройце, помилуй нас;* Господи, очисти гріхи наші;* Владико, прости беззаконня наші;* Святий, завітай і зціли немочі наші імени твого ради.</w:t>
-      </w:r>
-    </w:p>
-    <w:p>
-      <w:pPr>
-        <w:spacing w:line="240" w:lineRule="auto"/>
-        <w:rPr>
-          <w:rFonts w:ascii="Times New Roman" w:hAnsi="Times New Roman"/>
-          <w:sz w:val="24"/>
-        </w:rPr>
-      </w:pPr>
-      <w:r>
-        <w:rPr>
-          <w:rFonts w:ascii="Times New Roman" w:hAnsi="Times New Roman"/>
-          <w:sz w:val="24"/>
-        </w:rPr>
-        <w:t xml:space="preserve">Господи, помилуй </w:t>
+        <w:t xml:space="preserve">Ти, що повсякчас і кожної години на небі й на землі приймаєш поклін і славу, Боже добрий, довготерпеливий й многомилостивий, що праведних любиш, і грішних милуєш, і всіх кличеш до спасіння, заради обіцянки майбутніх благ! Прийми, Господи, в цю хвилину й наші молитви і спрямуй життя наше до твоїх заповідей. Душі наші освяти, тіла очисти, думки наші направ, розум очисти й протверези, і визволь нас від усякої скорботи, лиха й слабування. Захисти нас святими ангелами твоїми, щоб ми, їх охороною збережені й напоумлені, осягнули єдність віри та зрозуміння неприступної твоєї слави, бо ти благословенний на віки вічні. </w:t>
+      </w:r>
+    </w:p>
+    <w:p>
+      <w:pPr>
+        <w:spacing w:line="240" w:lineRule="auto"/>
+        <w:rPr>
+          <w:rFonts w:ascii="Times New Roman" w:hAnsi="Times New Roman"/>
+          <w:sz w:val="24"/>
+        </w:rPr>
+      </w:pPr>
+      <w:r>
+        <w:rPr>
+          <w:rFonts w:ascii="Times New Roman" w:hAnsi="Times New Roman"/>
+          <w:i/>
+          <w:color w:val="FF0000"/>
+          <w:sz w:val="24"/>
+        </w:rPr>
+        <w:t xml:space="preserve">Вірні: </w:t>
+      </w:r>
+      <w:r>
+        <w:rPr>
+          <w:rFonts w:ascii="Times New Roman" w:hAnsi="Times New Roman"/>
+          <w:sz w:val="24"/>
+        </w:rPr>
+        <w:t>Амінь.</w:t>
+      </w:r>
+    </w:p>
+    <w:p>
+      <w:pPr>
+        <w:spacing w:after="120"/>
+        <w:jc w:val="both"/>
+      </w:pPr>
+      <w:r>
+        <w:rPr>
+          <w:rFonts w:ascii="Times New Roman" w:hAnsi="Times New Roman"/>
+          <w:sz w:val="24"/>
+        </w:rPr>
+        <w:t xml:space="preserve">Господи, помилуй. </w:t>
       </w:r>
       <w:r>
         <w:rPr>
@@ -3729,225 +3852,6 @@
           <w:sz w:val="24"/>
         </w:rPr>
         <w:t>(3 р.)</w:t>
-      </w:r>
-      <w:r>
-        <w:rPr>
-          <w:rFonts w:ascii="Times New Roman" w:hAnsi="Times New Roman"/>
-          <w:sz w:val="24"/>
-        </w:rPr>
-        <w:t>.</w:t>
-      </w:r>
-    </w:p>
-    <w:p>
-      <w:pPr>
-        <w:spacing w:line="240" w:lineRule="auto"/>
-        <w:rPr>
-          <w:rFonts w:ascii="Times New Roman" w:hAnsi="Times New Roman"/>
-          <w:sz w:val="24"/>
-        </w:rPr>
-      </w:pPr>
-      <w:r>
-        <w:rPr>
-          <w:rFonts w:ascii="Times New Roman" w:hAnsi="Times New Roman"/>
-          <w:sz w:val="24"/>
-        </w:rPr>
-        <w:t>Слава Отцю, і Сину, і Святому Духові,* і нині і повсякчас, і на віки вічні. Амінь.</w:t>
-      </w:r>
-    </w:p>
-    <w:p>
-      <w:pPr>
-        <w:spacing w:line="240" w:lineRule="auto"/>
-        <w:rPr>
-          <w:rFonts w:ascii="Times New Roman" w:hAnsi="Times New Roman"/>
-          <w:sz w:val="24"/>
-        </w:rPr>
-      </w:pPr>
-      <w:r>
-        <w:rPr>
-          <w:rFonts w:ascii="Times New Roman" w:hAnsi="Times New Roman"/>
-          <w:sz w:val="24"/>
-        </w:rPr>
-        <w:t>Отче наш, що єси на небесах,* нехай святиться ім’я твоє,* нехай прийде царство твоє,* нехай буде воля твоя, як на небі, так і на землі.* Хліб наш насущний дай нам сьогодні,* і прости нам провини наші,* як і ми прощаємо винуватцям нашим,* і не введи нас у спокусу,* але визволи нас від лукавого.</w:t>
-      </w:r>
-    </w:p>
-    <w:p>
-      <w:pPr>
-        <w:spacing w:line="240" w:lineRule="auto"/>
-        <w:rPr>
-          <w:rFonts w:ascii="Times New Roman" w:hAnsi="Times New Roman"/>
-          <w:sz w:val="24"/>
-        </w:rPr>
-      </w:pPr>
-      <w:r>
-        <w:rPr>
-          <w:rFonts w:ascii="Times New Roman" w:hAnsi="Times New Roman"/>
-          <w:i/>
-          <w:color w:val="FF0000"/>
-          <w:sz w:val="24"/>
-        </w:rPr>
-        <w:t xml:space="preserve">Священик: </w:t>
-      </w:r>
-      <w:r>
-        <w:rPr>
-          <w:rFonts w:ascii="Times New Roman" w:hAnsi="Times New Roman"/>
-          <w:sz w:val="24"/>
-        </w:rPr>
-        <w:t>Бо твоє є царство, і сила, і слава, Отця, і Сина, і Святого Духа, нині і повсякчас, і на віки вічні.</w:t>
-      </w:r>
-    </w:p>
-    <w:p>
-      <w:pPr>
-        <w:spacing w:line="240" w:lineRule="auto"/>
-        <w:rPr>
-          <w:rFonts w:ascii="Times New Roman" w:hAnsi="Times New Roman"/>
-          <w:sz w:val="24"/>
-        </w:rPr>
-      </w:pPr>
-      <w:r>
-        <w:rPr>
-          <w:rFonts w:ascii="Times New Roman" w:hAnsi="Times New Roman"/>
-          <w:i/>
-          <w:color w:val="FF0000"/>
-          <w:sz w:val="24"/>
-        </w:rPr>
-        <w:t xml:space="preserve">Вірні: </w:t>
-      </w:r>
-      <w:r>
-        <w:rPr>
-          <w:rFonts w:ascii="Times New Roman" w:hAnsi="Times New Roman"/>
-          <w:sz w:val="24"/>
-        </w:rPr>
-        <w:t>Амінь.</w:t>
-      </w:r>
-    </w:p>
-    <w:p>
-      <w:pPr>
-        <w:spacing w:line="240" w:lineRule="auto"/>
-        <w:rPr>
-          <w:rFonts w:ascii="Times New Roman" w:hAnsi="Times New Roman"/>
-          <w:sz w:val="24"/>
-        </w:rPr>
-      </w:pPr>
-      <w:r>
-        <w:rPr>
-          <w:rFonts w:ascii="Times New Roman" w:hAnsi="Times New Roman"/>
-          <w:i/>
-          <w:color w:val="FF0000"/>
-          <w:sz w:val="24"/>
-        </w:rPr>
-        <w:t xml:space="preserve">Кондак (г. 6): </w:t>
-      </w:r>
-      <w:r>
-        <w:rPr>
-          <w:rFonts w:ascii="Times New Roman" w:hAnsi="Times New Roman"/>
-          <w:sz w:val="24"/>
-        </w:rPr>
-        <w:t>Вояцтво світу покинувши,* на небесах до Владики ви прилучилися,* − сорок страстотерпців Господніх.* Крізь вогонь і воду пройшовши, Блаженні,* достойно прийняли ви славу з небес і безліч вінків.</w:t>
-      </w:r>
-    </w:p>
-    <w:p>
-      <w:pPr>
-        <w:spacing w:line="240" w:lineRule="auto"/>
-        <w:rPr>
-          <w:rFonts w:ascii="Times New Roman" w:hAnsi="Times New Roman"/>
-          <w:sz w:val="24"/>
-        </w:rPr>
-      </w:pPr>
-      <w:r>
-        <w:rPr>
-          <w:rFonts w:ascii="Times New Roman" w:hAnsi="Times New Roman"/>
-          <w:sz w:val="24"/>
-        </w:rPr>
-        <w:t xml:space="preserve">Господи, помилуй </w:t>
-      </w:r>
-      <w:r>
-        <w:rPr>
-          <w:rFonts w:ascii="Times New Roman" w:hAnsi="Times New Roman"/>
-          <w:i/>
-          <w:color w:val="FF0000"/>
-          <w:sz w:val="24"/>
-        </w:rPr>
-        <w:t>(40 р.)</w:t>
-      </w:r>
-      <w:r>
-        <w:rPr>
-          <w:rFonts w:ascii="Times New Roman" w:hAnsi="Times New Roman"/>
-          <w:sz w:val="24"/>
-        </w:rPr>
-        <w:t>.</w:t>
-      </w:r>
-    </w:p>
-    <w:p>
-      <w:pPr>
-        <w:spacing w:line="240" w:lineRule="auto"/>
-        <w:rPr>
-          <w:rFonts w:ascii="Times New Roman" w:hAnsi="Times New Roman"/>
-          <w:sz w:val="24"/>
-        </w:rPr>
-      </w:pPr>
-      <w:r>
-        <w:rPr>
-          <w:rFonts w:ascii="Times New Roman" w:hAnsi="Times New Roman"/>
-          <w:sz w:val="24"/>
-        </w:rPr>
-        <w:t xml:space="preserve">Ти, що повсякчас і кожної години на небі й на землі приймаєш поклін і славу, Боже добрий, довготерпеливий й многомилостивий, що праведних любиш, і грішних милуєш, і всіх кличеш до спасіння, заради обіцянки майбутніх благ! Прийми, Господи, в цю хвилину й наші молитви і спрямуй життя наше до твоїх заповідей. Душі наші освяти, тіла очисти, думки наші направ, розум очисти й протверези, і визволь нас від усякої скорботи, лиха й слабування. Захисти нас святими ангелами твоїми, щоб ми, їх охороною збережені й напоумлені, осягнули єдність віри та зрозуміння неприступної твоєї слави, бо ти благословенний на віки вічні. </w:t>
-      </w:r>
-    </w:p>
-    <w:p>
-      <w:pPr>
-        <w:spacing w:line="240" w:lineRule="auto"/>
-        <w:rPr>
-          <w:rFonts w:ascii="Times New Roman" w:hAnsi="Times New Roman"/>
-          <w:sz w:val="24"/>
-        </w:rPr>
-      </w:pPr>
-      <w:r>
-        <w:rPr>
-          <w:rFonts w:ascii="Times New Roman" w:hAnsi="Times New Roman"/>
-          <w:i/>
-          <w:color w:val="FF0000"/>
-          <w:sz w:val="24"/>
-        </w:rPr>
-        <w:t xml:space="preserve">Вірні: </w:t>
-      </w:r>
-      <w:r>
-        <w:rPr>
-          <w:rFonts w:ascii="Times New Roman" w:hAnsi="Times New Roman"/>
-          <w:sz w:val="24"/>
-        </w:rPr>
-        <w:t>Амінь.</w:t>
-      </w:r>
-    </w:p>
-    <w:p>
-      <w:pPr>
-        <w:spacing w:line="240" w:lineRule="auto"/>
-        <w:rPr>
-          <w:rFonts w:ascii="Times New Roman" w:hAnsi="Times New Roman"/>
-          <w:sz w:val="24"/>
-        </w:rPr>
-      </w:pPr>
-      <w:r>
-        <w:rPr>
-          <w:rFonts w:ascii="Times New Roman" w:hAnsi="Times New Roman"/>
-          <w:sz w:val="24"/>
-        </w:rPr>
-        <w:t xml:space="preserve">Господи, помилуй </w:t>
-      </w:r>
-      <w:r>
-        <w:rPr>
-          <w:rFonts w:ascii="Times New Roman" w:hAnsi="Times New Roman"/>
-          <w:i/>
-          <w:color w:val="FF0000"/>
-          <w:sz w:val="24"/>
-        </w:rPr>
-        <w:t>(3 р.)</w:t>
-      </w:r>
-      <w:r>
-        <w:rPr>
-          <w:rFonts w:ascii="Times New Roman" w:hAnsi="Times New Roman"/>
-          <w:sz w:val="24"/>
-        </w:rPr>
-        <w:t>.</w:t>
       </w:r>
     </w:p>
     <w:p>
@@ -4229,27 +4133,32 @@
     </w:p>
     <w:p>
       <w:pPr>
-        <w:spacing w:line="240" w:lineRule="auto"/>
-        <w:rPr>
-          <w:rFonts w:ascii="Times New Roman" w:hAnsi="Times New Roman"/>
-          <w:sz w:val="24"/>
-        </w:rPr>
-      </w:pPr>
-      <w:r>
-        <w:rPr>
-          <w:rFonts w:ascii="Times New Roman" w:hAnsi="Times New Roman"/>
-          <w:i/>
-          <w:color w:val="FF0000"/>
-          <w:sz w:val="24"/>
-        </w:rPr>
-        <w:t xml:space="preserve">Священик: </w:t>
-      </w:r>
-      <w:r>
-        <w:rPr>
-          <w:rFonts w:ascii="Times New Roman" w:hAnsi="Times New Roman"/>
-          <w:sz w:val="24"/>
-        </w:rPr>
-        <w:t>Слава тобі, Христе Боже, надіє наша, слава тобі!</w:t>
+        <w:spacing w:after="120"/>
+        <w:jc w:val="both"/>
+      </w:pPr>
+      <w:r>
+        <w:rPr>
+          <w:rFonts w:ascii="Times New Roman" w:hAnsi="Times New Roman"/>
+          <w:i/>
+          <w:color w:val="FF0000"/>
+          <w:sz w:val="24"/>
+        </w:rPr>
+        <w:t>Священик:</w:t>
+      </w:r>
+      <w:r>
+        <w:rPr>
+          <w:rFonts w:ascii="Times New Roman" w:hAnsi="Times New Roman"/>
+          <w:color w:val="FF0000"/>
+          <w:sz w:val="24"/>
+        </w:rPr>
+        <w:t xml:space="preserve"> </w:t>
+      </w:r>
+      <w:r>
+        <w:rPr>
+          <w:rFonts w:ascii="Times New Roman" w:hAnsi="Times New Roman"/>
+          <w:sz w:val="24"/>
+        </w:rPr>
+        <w:t>Слава тобі, Христе Боже, уповання наше, слава тобі!</w:t>
       </w:r>
     </w:p>
     <w:p>
@@ -4420,6 +4329,192 @@
     </w:p>
     <w:p>
       <w:pPr>
+        <w:spacing w:after="120"/>
+      </w:pPr>
+      <w:r>
+        <w:rPr>
+          <w:rFonts w:ascii="Times New Roman" w:hAnsi="Times New Roman"/>
+          <w:i/>
+          <w:color w:val="FF0000"/>
+          <w:sz w:val="24"/>
+        </w:rPr>
+        <w:t>Вірні:</w:t>
+      </w:r>
+      <w:r>
+        <w:rPr>
+          <w:rFonts w:ascii="Times New Roman" w:hAnsi="Times New Roman"/>
+          <w:color w:val="FF0000"/>
+          <w:sz w:val="24"/>
+        </w:rPr>
+        <w:t xml:space="preserve"> </w:t>
+      </w:r>
+      <w:r>
+        <w:rPr>
+          <w:rFonts w:ascii="Times New Roman" w:hAnsi="Times New Roman"/>
+          <w:sz w:val="24"/>
+        </w:rPr>
+        <w:t>Амі́нь.</w:t>
+      </w:r>
+    </w:p>
+    <w:p>
+      <w:pPr>
+        <w:spacing w:after="120"/>
+      </w:pPr>
+      <w:r>
+        <w:rPr>
+          <w:rFonts w:ascii="Times New Roman" w:hAnsi="Times New Roman"/>
+          <w:sz w:val="24"/>
+        </w:rPr>
+        <w:t>Сла́ва Тобі́, Бо́же наш, сла́ва Тобі́.</w:t>
+      </w:r>
+    </w:p>
+    <w:p>
+      <w:pPr>
+        <w:spacing w:after="120"/>
+      </w:pPr>
+      <w:r>
+        <w:rPr>
+          <w:rFonts w:ascii="Times New Roman" w:hAnsi="Times New Roman"/>
+          <w:sz w:val="24"/>
+        </w:rPr>
+        <w:t>Ца́рю небе́сний, утіши́телю, Ду́ше íстини,* що всю́ди єси́ і все наповня́єш,* скарбни́це благ і життя́ пода́телю,* прийди́, і всели́ся в нас,* і очи́сти нас від уся́кої скве́рни,* і спаси́, благи́й, ду́ші на́ші.</w:t>
+      </w:r>
+    </w:p>
+    <w:p>
+      <w:pPr>
+        <w:spacing w:after="120"/>
+        <w:jc w:val="both"/>
+      </w:pPr>
+      <w:r>
+        <w:rPr>
+          <w:rFonts w:ascii="Times New Roman" w:hAnsi="Times New Roman"/>
+          <w:sz w:val="24"/>
+        </w:rPr>
+        <w:t xml:space="preserve">Святий Боже, святий Кріпкий, святий Безсмертний, помилуй нас. </w:t>
+      </w:r>
+      <w:r>
+        <w:rPr>
+          <w:rFonts w:ascii="Times New Roman" w:hAnsi="Times New Roman"/>
+          <w:i/>
+          <w:color w:val="FF0000"/>
+          <w:sz w:val="24"/>
+        </w:rPr>
+        <w:t>(3 р.)</w:t>
+      </w:r>
+    </w:p>
+    <w:p>
+      <w:pPr>
+        <w:spacing w:line="240" w:lineRule="auto"/>
+        <w:rPr>
+          <w:rFonts w:ascii="Times New Roman" w:hAnsi="Times New Roman"/>
+          <w:sz w:val="24"/>
+        </w:rPr>
+      </w:pPr>
+      <w:r>
+        <w:rPr>
+          <w:rFonts w:ascii="Times New Roman" w:hAnsi="Times New Roman"/>
+          <w:sz w:val="24"/>
+        </w:rPr>
+        <w:t>Слава Отцю, і Сину, і Святому Духові,* і нині і повсякчас, і на віки вічні. Амінь.</w:t>
+      </w:r>
+    </w:p>
+    <w:p>
+      <w:pPr>
+        <w:spacing w:line="240" w:lineRule="auto"/>
+        <w:rPr>
+          <w:rFonts w:ascii="Times New Roman" w:hAnsi="Times New Roman"/>
+          <w:sz w:val="24"/>
+        </w:rPr>
+      </w:pPr>
+      <w:r>
+        <w:rPr>
+          <w:rFonts w:ascii="Times New Roman" w:hAnsi="Times New Roman"/>
+          <w:sz w:val="24"/>
+        </w:rPr>
+        <w:t>Пресвята Тройце, помилуй нас;* Господи, очисти гріхи наші;* Владико, прости беззаконня наші;* Святий, завітай і зціли немочі наші імени твого ради.</w:t>
+      </w:r>
+    </w:p>
+    <w:p>
+      <w:pPr>
+        <w:spacing w:after="120"/>
+        <w:jc w:val="both"/>
+      </w:pPr>
+      <w:r>
+        <w:rPr>
+          <w:rFonts w:ascii="Times New Roman" w:hAnsi="Times New Roman"/>
+          <w:sz w:val="24"/>
+        </w:rPr>
+        <w:t xml:space="preserve">Господи, помилуй. </w:t>
+      </w:r>
+      <w:r>
+        <w:rPr>
+          <w:rFonts w:ascii="Times New Roman" w:hAnsi="Times New Roman"/>
+          <w:i/>
+          <w:color w:val="FF0000"/>
+          <w:sz w:val="24"/>
+        </w:rPr>
+        <w:t>(3 р.)</w:t>
+      </w:r>
+    </w:p>
+    <w:p>
+      <w:pPr>
+        <w:spacing w:line="240" w:lineRule="auto"/>
+        <w:rPr>
+          <w:rFonts w:ascii="Times New Roman" w:hAnsi="Times New Roman"/>
+          <w:sz w:val="24"/>
+        </w:rPr>
+      </w:pPr>
+      <w:r>
+        <w:rPr>
+          <w:rFonts w:ascii="Times New Roman" w:hAnsi="Times New Roman"/>
+          <w:sz w:val="24"/>
+        </w:rPr>
+        <w:t>Слава Отцю, і Сину, і Святому Духові,* і нині, і повсякчас, і на віки вічні. Амінь.</w:t>
+      </w:r>
+    </w:p>
+    <w:p>
+      <w:pPr>
+        <w:spacing w:line="240" w:lineRule="auto"/>
+        <w:rPr>
+          <w:rFonts w:ascii="Times New Roman" w:hAnsi="Times New Roman"/>
+          <w:sz w:val="24"/>
+        </w:rPr>
+      </w:pPr>
+      <w:r>
+        <w:rPr>
+          <w:rFonts w:ascii="Times New Roman" w:hAnsi="Times New Roman"/>
+          <w:sz w:val="24"/>
+        </w:rPr>
+        <w:t>Отче наш, що єси на небесах,* нехай святиться ім’я твоє,* нехай прийде царство твоє,* нехай буде воля твоя, як на небі, так і на землі.* Хліб наш насущний дай нам сьогодні,* і прости нам провини наші,* як і ми прощаємо винуватцям нашим,* і не введи нас у спокусу,* але визволи нас від лукавого.</w:t>
+      </w:r>
+    </w:p>
+    <w:p>
+      <w:pPr>
+        <w:spacing w:line="240" w:lineRule="auto"/>
+        <w:rPr>
+          <w:rFonts w:ascii="Times New Roman" w:hAnsi="Times New Roman"/>
+          <w:sz w:val="24"/>
+        </w:rPr>
+      </w:pPr>
+      <w:r>
+        <w:rPr>
+          <w:rFonts w:ascii="Times New Roman" w:hAnsi="Times New Roman"/>
+          <w:i/>
+          <w:color w:val="FF0000"/>
+          <w:sz w:val="24"/>
+        </w:rPr>
+        <w:t xml:space="preserve">Священик: </w:t>
+      </w:r>
+      <w:r>
+        <w:rPr>
+          <w:rFonts w:ascii="Times New Roman" w:hAnsi="Times New Roman"/>
+          <w:sz w:val="24"/>
+        </w:rPr>
+        <w:t>Бо твоє є царство, і сила, і слава, Отця, і Сина, і Святого Духа, нині і повсякчас, і на віки вічні.</w:t>
+      </w:r>
+    </w:p>
+    <w:p>
+      <w:pPr>
         <w:spacing w:line="240" w:lineRule="auto"/>
         <w:rPr>
           <w:rFonts w:ascii="Times New Roman" w:hAnsi="Times New Roman"/>
@@ -4440,48 +4535,32 @@
           <w:rFonts w:ascii="Times New Roman" w:hAnsi="Times New Roman"/>
           <w:sz w:val="24"/>
         </w:rPr>
-        <w:t>Амінь. Слава тобі, Боже наш, слава тобі.</w:t>
-      </w:r>
-    </w:p>
-    <w:p>
-      <w:pPr>
-        <w:spacing w:line="240" w:lineRule="auto"/>
-        <w:rPr>
-          <w:rFonts w:ascii="Times New Roman" w:hAnsi="Times New Roman"/>
-          <w:sz w:val="24"/>
-        </w:rPr>
-      </w:pPr>
-      <w:r>
-        <w:rPr>
-          <w:rFonts w:ascii="Times New Roman" w:hAnsi="Times New Roman"/>
-          <w:sz w:val="24"/>
-        </w:rPr>
-        <w:t>Царю небесний, утішителю, Душе істини,* що всюди єси і все наповняєш,* скарбе дібр і життя подателю,* прийди і вселися в нас,* і очисти нас від усякої скверни,* і спаси, Благий, душі наші.</w:t>
-      </w:r>
-    </w:p>
-    <w:p>
-      <w:pPr>
-        <w:spacing w:line="240" w:lineRule="auto"/>
-        <w:rPr>
-          <w:rFonts w:ascii="Times New Roman" w:hAnsi="Times New Roman"/>
-          <w:sz w:val="24"/>
-        </w:rPr>
-      </w:pPr>
-      <w:r>
-        <w:rPr>
-          <w:rFonts w:ascii="Times New Roman" w:hAnsi="Times New Roman"/>
-          <w:sz w:val="24"/>
-        </w:rPr>
-        <w:t xml:space="preserve">Святий Боже, святий Кріпкий, святий Безсмертний, помилуй нас </w:t>
-      </w:r>
-      <w:r>
-        <w:rPr>
-          <w:rFonts w:ascii="Times New Roman" w:hAnsi="Times New Roman"/>
-          <w:i/>
-          <w:color w:val="FF0000"/>
-          <w:sz w:val="24"/>
-        </w:rPr>
-        <w:t>(3 р.)</w:t>
+        <w:t xml:space="preserve">Амінь. </w:t>
+      </w:r>
+    </w:p>
+    <w:p>
+      <w:pPr>
+        <w:spacing w:line="240" w:lineRule="auto"/>
+        <w:rPr>
+          <w:rFonts w:ascii="Times New Roman" w:hAnsi="Times New Roman"/>
+          <w:sz w:val="24"/>
+        </w:rPr>
+      </w:pPr>
+      <w:r>
+        <w:rPr>
+          <w:rFonts w:ascii="Times New Roman" w:hAnsi="Times New Roman"/>
+          <w:sz w:val="24"/>
+        </w:rPr>
+        <w:t xml:space="preserve">Господи, помилуй </w:t>
+      </w:r>
+      <w:r>
+        <w:rPr>
+          <w:rFonts w:ascii="Times New Roman" w:hAnsi="Times New Roman"/>
+          <w:i/>
+          <w:color w:val="FF0000"/>
+          <w:sz w:val="24"/>
+        </w:rPr>
+        <w:t>(12 р.)</w:t>
       </w:r>
       <w:r>
         <w:rPr>
@@ -4504,233 +4583,46 @@
           <w:rFonts w:ascii="Times New Roman" w:hAnsi="Times New Roman"/>
           <w:sz w:val="24"/>
         </w:rPr>
-        <w:t>Слава Отцю, і Сину, і Святому Духові,* і нині і повсякчас, і на віки вічні. Амінь.</w:t>
-      </w:r>
-    </w:p>
-    <w:p>
-      <w:pPr>
-        <w:spacing w:line="240" w:lineRule="auto"/>
-        <w:rPr>
-          <w:rFonts w:ascii="Times New Roman" w:hAnsi="Times New Roman"/>
-          <w:sz w:val="24"/>
-        </w:rPr>
-      </w:pPr>
-      <w:r>
-        <w:rPr>
-          <w:rFonts w:ascii="Times New Roman" w:hAnsi="Times New Roman"/>
-          <w:sz w:val="24"/>
-        </w:rPr>
-        <w:t>Пресвята Тройце, помилуй нас;* Господи, очисти гріхи наші;* Владико, прости беззаконня наші;* Святий, завітай і зціли немочі наші імени твого ради.</w:t>
-      </w:r>
-    </w:p>
-    <w:p>
-      <w:pPr>
-        <w:spacing w:line="240" w:lineRule="auto"/>
-        <w:rPr>
-          <w:rFonts w:ascii="Times New Roman" w:hAnsi="Times New Roman"/>
-          <w:sz w:val="24"/>
-        </w:rPr>
-      </w:pPr>
-      <w:r>
-        <w:rPr>
-          <w:rFonts w:ascii="Times New Roman" w:hAnsi="Times New Roman"/>
-          <w:sz w:val="24"/>
-        </w:rPr>
-        <w:t xml:space="preserve">Господи, помилуй </w:t>
-      </w:r>
-      <w:r>
-        <w:rPr>
-          <w:rFonts w:ascii="Times New Roman" w:hAnsi="Times New Roman"/>
-          <w:i/>
-          <w:color w:val="FF0000"/>
-          <w:sz w:val="24"/>
-        </w:rPr>
-        <w:t>(3 р.)</w:t>
-      </w:r>
-      <w:r>
-        <w:rPr>
-          <w:rFonts w:ascii="Times New Roman" w:hAnsi="Times New Roman"/>
-          <w:sz w:val="24"/>
-        </w:rPr>
-        <w:t>.</w:t>
-      </w:r>
-    </w:p>
-    <w:p>
-      <w:pPr>
-        <w:spacing w:line="240" w:lineRule="auto"/>
-        <w:rPr>
-          <w:rFonts w:ascii="Times New Roman" w:hAnsi="Times New Roman"/>
-          <w:sz w:val="24"/>
-        </w:rPr>
-      </w:pPr>
-      <w:r>
-        <w:rPr>
-          <w:rFonts w:ascii="Times New Roman" w:hAnsi="Times New Roman"/>
-          <w:sz w:val="24"/>
-        </w:rPr>
         <w:t>Слава Отцю, і Сину, і Святому Духові,* і нині, і повсякчас, і на віки вічні. Амінь.</w:t>
       </w:r>
     </w:p>
     <w:p>
       <w:pPr>
-        <w:spacing w:line="240" w:lineRule="auto"/>
-        <w:rPr>
-          <w:rFonts w:ascii="Times New Roman" w:hAnsi="Times New Roman"/>
-          <w:sz w:val="24"/>
-        </w:rPr>
-      </w:pPr>
-      <w:r>
-        <w:rPr>
-          <w:rFonts w:ascii="Times New Roman" w:hAnsi="Times New Roman"/>
-          <w:sz w:val="24"/>
-        </w:rPr>
-        <w:t>Отче наш, що єси на небесах,* нехай святиться ім’я твоє,* нехай прийде царство твоє,* нехай буде воля твоя, як на небі, так і на землі.* Хліб наш насущний дай нам сьогодні,* і прости нам провини наші,* як і ми прощаємо винуватцям нашим,* і не введи нас у спокусу,* але визволи нас від лукавого.</w:t>
-      </w:r>
-    </w:p>
-    <w:p>
-      <w:pPr>
-        <w:spacing w:line="240" w:lineRule="auto"/>
-        <w:rPr>
-          <w:rFonts w:ascii="Times New Roman" w:hAnsi="Times New Roman"/>
-          <w:sz w:val="24"/>
-        </w:rPr>
-      </w:pPr>
-      <w:r>
-        <w:rPr>
-          <w:rFonts w:ascii="Times New Roman" w:hAnsi="Times New Roman"/>
-          <w:i/>
-          <w:color w:val="FF0000"/>
-          <w:sz w:val="24"/>
-        </w:rPr>
-        <w:t xml:space="preserve">Священик: </w:t>
-      </w:r>
-      <w:r>
-        <w:rPr>
-          <w:rFonts w:ascii="Times New Roman" w:hAnsi="Times New Roman"/>
-          <w:sz w:val="24"/>
-        </w:rPr>
-        <w:t>Бо твоє є царство, і сила, і слава, Отця, і Сина, і Святого Духа, нині і повсякчас, і на віки вічні.</w:t>
-      </w:r>
-    </w:p>
-    <w:p>
-      <w:pPr>
-        <w:spacing w:line="240" w:lineRule="auto"/>
-        <w:rPr>
-          <w:rFonts w:ascii="Times New Roman" w:hAnsi="Times New Roman"/>
-          <w:sz w:val="24"/>
-        </w:rPr>
-      </w:pPr>
-      <w:r>
-        <w:rPr>
-          <w:rFonts w:ascii="Times New Roman" w:hAnsi="Times New Roman"/>
-          <w:i/>
-          <w:color w:val="FF0000"/>
-          <w:sz w:val="24"/>
-        </w:rPr>
-        <w:t xml:space="preserve">Вірні: </w:t>
-      </w:r>
-      <w:r>
-        <w:rPr>
-          <w:rFonts w:ascii="Times New Roman" w:hAnsi="Times New Roman"/>
-          <w:sz w:val="24"/>
-        </w:rPr>
-        <w:t xml:space="preserve">Амінь. </w:t>
-      </w:r>
-    </w:p>
-    <w:p>
-      <w:pPr>
-        <w:spacing w:line="240" w:lineRule="auto"/>
-        <w:rPr>
-          <w:rFonts w:ascii="Times New Roman" w:hAnsi="Times New Roman"/>
-          <w:sz w:val="24"/>
-        </w:rPr>
-      </w:pPr>
-      <w:r>
-        <w:rPr>
-          <w:rFonts w:ascii="Times New Roman" w:hAnsi="Times New Roman"/>
-          <w:sz w:val="24"/>
-        </w:rPr>
-        <w:t xml:space="preserve">Господи, помилуй </w:t>
-      </w:r>
-      <w:r>
-        <w:rPr>
-          <w:rFonts w:ascii="Times New Roman" w:hAnsi="Times New Roman"/>
-          <w:i/>
-          <w:color w:val="FF0000"/>
-          <w:sz w:val="24"/>
-        </w:rPr>
-        <w:t>(12 р.)</w:t>
-      </w:r>
-      <w:r>
-        <w:rPr>
-          <w:rFonts w:ascii="Times New Roman" w:hAnsi="Times New Roman"/>
-          <w:sz w:val="24"/>
-        </w:rPr>
-        <w:t>.</w:t>
-      </w:r>
-    </w:p>
-    <w:p>
-      <w:pPr>
-        <w:spacing w:line="240" w:lineRule="auto"/>
-        <w:rPr>
-          <w:rFonts w:ascii="Times New Roman" w:hAnsi="Times New Roman"/>
-          <w:sz w:val="24"/>
-        </w:rPr>
-      </w:pPr>
-      <w:r>
-        <w:rPr>
-          <w:rFonts w:ascii="Times New Roman" w:hAnsi="Times New Roman"/>
-          <w:sz w:val="24"/>
-        </w:rPr>
-        <w:t>Слава Отцю, і Сину, і Святому Духові,* і нині, і повсякчас, і на віки вічні. Амінь.</w:t>
-      </w:r>
-    </w:p>
-    <w:p>
-      <w:pPr>
-        <w:spacing w:line="240" w:lineRule="auto"/>
-        <w:rPr>
-          <w:rFonts w:ascii="Times New Roman" w:hAnsi="Times New Roman"/>
-          <w:sz w:val="24"/>
-        </w:rPr>
-      </w:pPr>
-      <w:r>
-        <w:rPr>
-          <w:rFonts w:ascii="Times New Roman" w:hAnsi="Times New Roman"/>
-          <w:sz w:val="24"/>
-        </w:rPr>
-        <w:t>Прийдіте, поклонімся* Цареві нашому Богу.</w:t>
-      </w:r>
-    </w:p>
-    <w:p>
-      <w:pPr>
-        <w:spacing w:line="240" w:lineRule="auto"/>
-        <w:rPr>
-          <w:rFonts w:ascii="Times New Roman" w:hAnsi="Times New Roman"/>
-          <w:sz w:val="24"/>
-        </w:rPr>
-      </w:pPr>
-      <w:r>
-        <w:rPr>
-          <w:rFonts w:ascii="Times New Roman" w:hAnsi="Times New Roman"/>
-          <w:sz w:val="24"/>
-        </w:rPr>
-        <w:t>Прийдіте, поклонімся* Христові, Цареві нашому Богу.</w:t>
-      </w:r>
-    </w:p>
-    <w:p>
-      <w:pPr>
-        <w:spacing w:line="240" w:lineRule="auto"/>
-        <w:rPr>
-          <w:rFonts w:ascii="Times New Roman" w:hAnsi="Times New Roman"/>
-          <w:sz w:val="24"/>
-        </w:rPr>
-      </w:pPr>
-      <w:r>
-        <w:rPr>
-          <w:rFonts w:ascii="Times New Roman" w:hAnsi="Times New Roman"/>
-          <w:sz w:val="24"/>
-        </w:rPr>
-        <w:t>Прийдіте, поклонімся і припадім* до самого Господа Ісуса Христа, Царя і Бога нашого.</w:t>
+        <w:spacing w:after="120"/>
+        <w:jc w:val="both"/>
+      </w:pPr>
+      <w:r>
+        <w:rPr>
+          <w:rFonts w:ascii="Times New Roman" w:hAnsi="Times New Roman"/>
+          <w:sz w:val="24"/>
+        </w:rPr>
+        <w:t>Прийді́те, поклоні́мся* царе́ві на́шому – Бо́гу.</w:t>
+      </w:r>
+    </w:p>
+    <w:p>
+      <w:pPr>
+        <w:spacing w:after="120"/>
+        <w:jc w:val="both"/>
+      </w:pPr>
+      <w:r>
+        <w:rPr>
+          <w:rFonts w:ascii="Times New Roman" w:hAnsi="Times New Roman"/>
+          <w:sz w:val="24"/>
+        </w:rPr>
+        <w:t>Прийді́те, поклоні́мся* Христо́ві, царе́ві на́шому – Бо́гу.</w:t>
+      </w:r>
+    </w:p>
+    <w:p>
+      <w:pPr>
+        <w:spacing w:after="120"/>
+        <w:jc w:val="both"/>
+      </w:pPr>
+      <w:r>
+        <w:rPr>
+          <w:rFonts w:ascii="Times New Roman" w:hAnsi="Times New Roman"/>
+          <w:sz w:val="24"/>
+        </w:rPr>
+        <w:t>Прийді́те, поклоні́мся і припаді́м* до само́го Го́спода Ісу́са Христа́ – царя́ і Бо́га на́шого.</w:t>
       </w:r>
     </w:p>
     <w:p>
@@ -5601,18 +5493,15 @@
     </w:p>
     <w:p>
       <w:pPr>
-        <w:spacing w:line="240" w:lineRule="auto"/>
-        <w:rPr>
-          <w:rFonts w:ascii="Times New Roman" w:hAnsi="Times New Roman"/>
-          <w:sz w:val="24"/>
-        </w:rPr>
-      </w:pPr>
-      <w:r>
-        <w:rPr>
-          <w:rFonts w:ascii="Times New Roman" w:hAnsi="Times New Roman"/>
-          <w:sz w:val="24"/>
-        </w:rPr>
-        <w:t xml:space="preserve">Господи, помилуй </w:t>
+        <w:spacing w:after="120"/>
+        <w:jc w:val="both"/>
+      </w:pPr>
+      <w:r>
+        <w:rPr>
+          <w:rFonts w:ascii="Times New Roman" w:hAnsi="Times New Roman"/>
+          <w:sz w:val="24"/>
+        </w:rPr>
+        <w:t xml:space="preserve">Господи, помилуй. </w:t>
       </w:r>
       <w:r>
         <w:rPr>
@@ -5622,13 +5511,6 @@
           <w:sz w:val="24"/>
         </w:rPr>
         <w:t>(3 р.)</w:t>
-      </w:r>
-      <w:r>
-        <w:rPr>
-          <w:rFonts w:ascii="Times New Roman" w:hAnsi="Times New Roman"/>
-          <w:sz w:val="24"/>
-        </w:rPr>
-        <w:t>.</w:t>
       </w:r>
     </w:p>
     <w:p>
@@ -6112,7 +5994,7 @@
           <w:szCs w:val="22"/>
           <w:lang w:val="uk-UA"/>
         </w:rPr>
-        <w:t> Премудрість.</w:t>
+        <w:t xml:space="preserve"> Премудрість.</w:t>
       </w:r>
     </w:p>
     <w:p>
@@ -6157,7 +6039,7 @@
           <w:szCs w:val="22"/>
           <w:lang w:val="uk-UA"/>
         </w:rPr>
-        <w:t> З книги пророка Ісаї читання.</w:t>
+        <w:t xml:space="preserve"> З книги пророка Ісаї читання.</w:t>
       </w:r>
     </w:p>
     <w:p>
@@ -6202,7 +6084,7 @@
           <w:szCs w:val="22"/>
           <w:lang w:val="uk-UA"/>
         </w:rPr>
-        <w:t> Будьмо уважні.</w:t>
+        <w:t xml:space="preserve"> Будьмо уважні.</w:t>
       </w:r>
     </w:p>
     <w:p>
@@ -7101,18 +6983,15 @@
     </w:p>
     <w:p>
       <w:pPr>
-        <w:spacing w:line="240" w:lineRule="auto"/>
-        <w:rPr>
-          <w:rFonts w:ascii="Times New Roman" w:hAnsi="Times New Roman"/>
-          <w:sz w:val="24"/>
-        </w:rPr>
-      </w:pPr>
-      <w:r>
-        <w:rPr>
-          <w:rFonts w:ascii="Times New Roman" w:hAnsi="Times New Roman"/>
-          <w:sz w:val="24"/>
-        </w:rPr>
-        <w:t xml:space="preserve">Святий Боже, святий Кріпкий, святий Безсмертний, помилуй нас </w:t>
+        <w:spacing w:after="120"/>
+        <w:jc w:val="both"/>
+      </w:pPr>
+      <w:r>
+        <w:rPr>
+          <w:rFonts w:ascii="Times New Roman" w:hAnsi="Times New Roman"/>
+          <w:sz w:val="24"/>
+        </w:rPr>
+        <w:t xml:space="preserve">Святий Боже, святий Кріпкий, святий Безсмертний, помилуй нас. </w:t>
       </w:r>
       <w:r>
         <w:rPr>
@@ -7123,6 +7002,192 @@
         </w:rPr>
         <w:t>(3 р.)</w:t>
       </w:r>
+    </w:p>
+    <w:p>
+      <w:pPr>
+        <w:spacing w:line="240" w:lineRule="auto"/>
+        <w:rPr>
+          <w:rFonts w:ascii="Times New Roman" w:hAnsi="Times New Roman"/>
+          <w:sz w:val="24"/>
+        </w:rPr>
+      </w:pPr>
+      <w:r>
+        <w:rPr>
+          <w:rFonts w:ascii="Times New Roman" w:hAnsi="Times New Roman"/>
+          <w:sz w:val="24"/>
+        </w:rPr>
+        <w:t>Слава Отцю, і Сину, і Святому Духові,* і нині, і повсякчас, і на віки вічні. Амінь.</w:t>
+      </w:r>
+    </w:p>
+    <w:p>
+      <w:pPr>
+        <w:spacing w:line="240" w:lineRule="auto"/>
+        <w:rPr>
+          <w:rFonts w:ascii="Times New Roman" w:hAnsi="Times New Roman"/>
+          <w:sz w:val="24"/>
+        </w:rPr>
+      </w:pPr>
+      <w:r>
+        <w:rPr>
+          <w:rFonts w:ascii="Times New Roman" w:hAnsi="Times New Roman"/>
+          <w:sz w:val="24"/>
+        </w:rPr>
+        <w:t>Пресвята Тройце, помилуй нас;* Господи, очисти гріхи наші;* Владико, прости беззаконня наші;* Святий, завітай і зціли немочі наші імени твого ради.</w:t>
+      </w:r>
+    </w:p>
+    <w:p>
+      <w:pPr>
+        <w:spacing w:after="120"/>
+        <w:jc w:val="both"/>
+      </w:pPr>
+      <w:r>
+        <w:rPr>
+          <w:rFonts w:ascii="Times New Roman" w:hAnsi="Times New Roman"/>
+          <w:sz w:val="24"/>
+        </w:rPr>
+        <w:t xml:space="preserve">Господи, помилуй. </w:t>
+      </w:r>
+      <w:r>
+        <w:rPr>
+          <w:rFonts w:ascii="Times New Roman" w:hAnsi="Times New Roman"/>
+          <w:i/>
+          <w:color w:val="FF0000"/>
+          <w:sz w:val="24"/>
+        </w:rPr>
+        <w:t>(3 р.)</w:t>
+      </w:r>
+    </w:p>
+    <w:p>
+      <w:pPr>
+        <w:spacing w:line="240" w:lineRule="auto"/>
+        <w:rPr>
+          <w:rFonts w:ascii="Times New Roman" w:hAnsi="Times New Roman"/>
+          <w:sz w:val="24"/>
+        </w:rPr>
+      </w:pPr>
+      <w:r>
+        <w:rPr>
+          <w:rFonts w:ascii="Times New Roman" w:hAnsi="Times New Roman"/>
+          <w:sz w:val="24"/>
+        </w:rPr>
+        <w:t>Слава Отцю, і Сину, і Святому Духові,* і нині, і повсякчас, і на віки вічні. Амінь.</w:t>
+      </w:r>
+    </w:p>
+    <w:p>
+      <w:pPr>
+        <w:spacing w:line="240" w:lineRule="auto"/>
+        <w:rPr>
+          <w:rFonts w:ascii="Times New Roman" w:hAnsi="Times New Roman"/>
+          <w:sz w:val="24"/>
+        </w:rPr>
+      </w:pPr>
+      <w:r>
+        <w:rPr>
+          <w:rFonts w:ascii="Times New Roman" w:hAnsi="Times New Roman"/>
+          <w:sz w:val="24"/>
+        </w:rPr>
+        <w:t>Отче наш, що єси на небесах,* нехай святиться ім’я твоє,* нехай прийде царство твоє,* нехай буде воля твоя, як на небі, так і на землі.* Хліб наш насущний дай нам сьогодні,* і прости нам провини наші,* як і ми прощаємо винуватцям нашим,* і не введи нас у спокусу,* але визволи нас від лукавого.</w:t>
+      </w:r>
+    </w:p>
+    <w:p>
+      <w:pPr>
+        <w:spacing w:line="240" w:lineRule="auto"/>
+        <w:rPr>
+          <w:rFonts w:ascii="Times New Roman" w:hAnsi="Times New Roman"/>
+          <w:sz w:val="24"/>
+        </w:rPr>
+      </w:pPr>
+      <w:r>
+        <w:rPr>
+          <w:rFonts w:ascii="Times New Roman" w:hAnsi="Times New Roman"/>
+          <w:i/>
+          <w:color w:val="FF0000"/>
+          <w:sz w:val="24"/>
+        </w:rPr>
+        <w:t xml:space="preserve">Священик: </w:t>
+      </w:r>
+      <w:r>
+        <w:rPr>
+          <w:rFonts w:ascii="Times New Roman" w:hAnsi="Times New Roman"/>
+          <w:sz w:val="24"/>
+        </w:rPr>
+        <w:t>Бо твоє є царство, і сила, і слава, Отця, і Сина, і Святого Духа, нині і повсякчас, і на віки вічні.</w:t>
+      </w:r>
+    </w:p>
+    <w:p>
+      <w:pPr>
+        <w:spacing w:line="240" w:lineRule="auto"/>
+        <w:rPr>
+          <w:rFonts w:ascii="Times New Roman" w:hAnsi="Times New Roman"/>
+          <w:sz w:val="24"/>
+        </w:rPr>
+      </w:pPr>
+      <w:r>
+        <w:rPr>
+          <w:rFonts w:ascii="Times New Roman" w:hAnsi="Times New Roman"/>
+          <w:i/>
+          <w:color w:val="FF0000"/>
+          <w:sz w:val="24"/>
+        </w:rPr>
+        <w:t xml:space="preserve">Вірні: </w:t>
+      </w:r>
+      <w:r>
+        <w:rPr>
+          <w:rFonts w:ascii="Times New Roman" w:hAnsi="Times New Roman"/>
+          <w:sz w:val="24"/>
+        </w:rPr>
+        <w:t>Амінь.</w:t>
+      </w:r>
+    </w:p>
+    <w:p>
+      <w:pPr>
+        <w:spacing w:line="240" w:lineRule="auto"/>
+        <w:rPr>
+          <w:rFonts w:ascii="Times New Roman" w:hAnsi="Times New Roman"/>
+          <w:sz w:val="24"/>
+        </w:rPr>
+      </w:pPr>
+      <w:r>
+        <w:rPr>
+          <w:rFonts w:ascii="Times New Roman" w:hAnsi="Times New Roman"/>
+          <w:i/>
+          <w:color w:val="FF0000"/>
+          <w:sz w:val="24"/>
+        </w:rPr>
+        <w:t xml:space="preserve">Кондак (г. 6): </w:t>
+      </w:r>
+      <w:r>
+        <w:rPr>
+          <w:rFonts w:ascii="Times New Roman" w:hAnsi="Times New Roman"/>
+          <w:sz w:val="24"/>
+        </w:rPr>
+        <w:t>Вояцтво світу покинувши,* на небесах до Владики ви прилучилися,* − сорок страстотерпців Господніх.* Крізь вогонь і воду пройшовши, Блаженні,* достойно прийняли ви славу з небес і безліч вінків.</w:t>
+      </w:r>
+    </w:p>
+    <w:p>
+      <w:pPr>
+        <w:spacing w:line="240" w:lineRule="auto"/>
+        <w:rPr>
+          <w:rFonts w:ascii="Times New Roman" w:hAnsi="Times New Roman"/>
+          <w:sz w:val="24"/>
+        </w:rPr>
+      </w:pPr>
+      <w:r>
+        <w:rPr>
+          <w:rFonts w:ascii="Times New Roman" w:hAnsi="Times New Roman"/>
+          <w:sz w:val="24"/>
+        </w:rPr>
+        <w:t xml:space="preserve">Господи, помилуй </w:t>
+      </w:r>
+      <w:r>
+        <w:rPr>
+          <w:rFonts w:ascii="Times New Roman" w:hAnsi="Times New Roman"/>
+          <w:i/>
+          <w:color w:val="FF0000"/>
+          <w:sz w:val="24"/>
+        </w:rPr>
+        <w:t>(40 р.)</w:t>
+      </w:r>
       <w:r>
         <w:rPr>
           <w:rFonts w:ascii="Times New Roman" w:hAnsi="Times New Roman"/>
@@ -7144,39 +7209,45 @@
           <w:rFonts w:ascii="Times New Roman" w:hAnsi="Times New Roman"/>
           <w:sz w:val="24"/>
         </w:rPr>
-        <w:t>Слава Отцю, і Сину, і Святому Духові,* і нині, і повсякчас, і на віки вічні. Амінь.</w:t>
-      </w:r>
-    </w:p>
-    <w:p>
-      <w:pPr>
-        <w:spacing w:line="240" w:lineRule="auto"/>
-        <w:rPr>
-          <w:rFonts w:ascii="Times New Roman" w:hAnsi="Times New Roman"/>
-          <w:sz w:val="24"/>
-        </w:rPr>
-      </w:pPr>
-      <w:r>
-        <w:rPr>
-          <w:rFonts w:ascii="Times New Roman" w:hAnsi="Times New Roman"/>
-          <w:sz w:val="24"/>
-        </w:rPr>
-        <w:t>Пресвята Тройце, помилуй нас;* Господи, очисти гріхи наші;* Владико, прости беззаконня наші;* Святий, завітай і зціли немочі наші імени твого ради.</w:t>
-      </w:r>
-    </w:p>
-    <w:p>
-      <w:pPr>
-        <w:spacing w:line="240" w:lineRule="auto"/>
-        <w:rPr>
-          <w:rFonts w:ascii="Times New Roman" w:hAnsi="Times New Roman"/>
-          <w:sz w:val="24"/>
-        </w:rPr>
-      </w:pPr>
-      <w:r>
-        <w:rPr>
-          <w:rFonts w:ascii="Times New Roman" w:hAnsi="Times New Roman"/>
-          <w:sz w:val="24"/>
-        </w:rPr>
-        <w:t xml:space="preserve">Господи, помилуй </w:t>
+        <w:t xml:space="preserve">Ти, що повсякчас і кожної години на небі й на землі приймаєш поклін і славу, Боже добрий, довготерпеливий й многомилостивий, що праведних любиш, і грішних милуєш, і всіх кличеш до спасіння, заради обіцянки майбутніх благ! Прийми, Господи, в цю хвилину й наші молитви і спрямуй життя наше до твоїх заповідей. Душі наші освяти, тіла очисти, думки наші направ, розум очисти й протверези, і визволь нас від усякої скорботи, лиха й слабування. Захисти нас святими ангелами твоїми, щоб ми, їх охороною збережені й напоумлені, осягнули єдність віри та зрозуміння неприступної твоєї слави, бо ти благословенний на віки вічні. </w:t>
+      </w:r>
+    </w:p>
+    <w:p>
+      <w:pPr>
+        <w:spacing w:line="240" w:lineRule="auto"/>
+        <w:rPr>
+          <w:rFonts w:ascii="Times New Roman" w:hAnsi="Times New Roman"/>
+          <w:sz w:val="24"/>
+        </w:rPr>
+      </w:pPr>
+      <w:r>
+        <w:rPr>
+          <w:rFonts w:ascii="Times New Roman" w:hAnsi="Times New Roman"/>
+          <w:i/>
+          <w:color w:val="FF0000"/>
+          <w:sz w:val="24"/>
+        </w:rPr>
+        <w:t xml:space="preserve">Вірні: </w:t>
+      </w:r>
+      <w:r>
+        <w:rPr>
+          <w:rFonts w:ascii="Times New Roman" w:hAnsi="Times New Roman"/>
+          <w:sz w:val="24"/>
+        </w:rPr>
+        <w:t>Амінь.</w:t>
+      </w:r>
+    </w:p>
+    <w:p>
+      <w:pPr>
+        <w:spacing w:after="120"/>
+        <w:jc w:val="both"/>
+      </w:pPr>
+      <w:r>
+        <w:rPr>
+          <w:rFonts w:ascii="Times New Roman" w:hAnsi="Times New Roman"/>
+          <w:sz w:val="24"/>
+        </w:rPr>
+        <w:t xml:space="preserve">Господи, помилуй. </w:t>
       </w:r>
       <w:r>
         <w:rPr>
@@ -7187,44 +7258,53 @@
         </w:rPr>
         <w:t>(3 р.)</w:t>
       </w:r>
-      <w:r>
-        <w:rPr>
-          <w:rFonts w:ascii="Times New Roman" w:hAnsi="Times New Roman"/>
-          <w:sz w:val="24"/>
-        </w:rPr>
-        <w:t>.</w:t>
-      </w:r>
-    </w:p>
-    <w:p>
-      <w:pPr>
-        <w:spacing w:line="240" w:lineRule="auto"/>
-        <w:rPr>
-          <w:rFonts w:ascii="Times New Roman" w:hAnsi="Times New Roman"/>
-          <w:sz w:val="24"/>
-        </w:rPr>
-      </w:pPr>
-      <w:r>
-        <w:rPr>
-          <w:rFonts w:ascii="Times New Roman" w:hAnsi="Times New Roman"/>
-          <w:sz w:val="24"/>
-        </w:rPr>
-        <w:t>Слава Отцю, і Сину, і Святому Духові,* і нині, і повсякчас, і на віки вічні. Амінь.</w:t>
-      </w:r>
-    </w:p>
-    <w:p>
-      <w:pPr>
-        <w:spacing w:line="240" w:lineRule="auto"/>
-        <w:rPr>
-          <w:rFonts w:ascii="Times New Roman" w:hAnsi="Times New Roman"/>
-          <w:sz w:val="24"/>
-        </w:rPr>
-      </w:pPr>
-      <w:r>
-        <w:rPr>
-          <w:rFonts w:ascii="Times New Roman" w:hAnsi="Times New Roman"/>
-          <w:sz w:val="24"/>
-        </w:rPr>
-        <w:t>Отче наш, що єси на небесах,* нехай святиться ім’я твоє,* нехай прийде царство твоє,* нехай буде воля твоя, як на небі, так і на землі.* Хліб наш насущний дай нам сьогодні,* і прости нам провини наші,* як і ми прощаємо винуватцям нашим,* і не введи нас у спокусу,* але визволи нас від лукавого.</w:t>
+    </w:p>
+    <w:p>
+      <w:pPr>
+        <w:spacing w:line="240" w:lineRule="auto"/>
+        <w:rPr>
+          <w:rFonts w:ascii="Times New Roman" w:hAnsi="Times New Roman"/>
+          <w:sz w:val="24"/>
+        </w:rPr>
+      </w:pPr>
+      <w:r>
+        <w:rPr>
+          <w:rFonts w:ascii="Times New Roman" w:hAnsi="Times New Roman"/>
+          <w:sz w:val="24"/>
+        </w:rPr>
+        <w:t>Слава Отцю, і Сину, і Святому Духові,* і нині і повсякчас, і на віки вічні. Амінь.</w:t>
+      </w:r>
+    </w:p>
+    <w:p>
+      <w:pPr>
+        <w:spacing w:line="240" w:lineRule="auto"/>
+        <w:rPr>
+          <w:rFonts w:ascii="Times New Roman" w:hAnsi="Times New Roman"/>
+          <w:sz w:val="24"/>
+        </w:rPr>
+      </w:pPr>
+      <w:r>
+        <w:rPr>
+          <w:rFonts w:ascii="Times New Roman" w:hAnsi="Times New Roman"/>
+          <w:sz w:val="24"/>
+        </w:rPr>
+        <w:t>Чеснішу від херувимів і незрівнянно славнішу і від серафимів,* що без зотління Бога Слово породила,* сущу Богородицю, тебе величаємо.</w:t>
+      </w:r>
+    </w:p>
+    <w:p>
+      <w:pPr>
+        <w:spacing w:line="240" w:lineRule="auto"/>
+        <w:rPr>
+          <w:rFonts w:ascii="Times New Roman" w:hAnsi="Times New Roman"/>
+          <w:sz w:val="24"/>
+        </w:rPr>
+      </w:pPr>
+      <w:r>
+        <w:rPr>
+          <w:rFonts w:ascii="Times New Roman" w:hAnsi="Times New Roman"/>
+          <w:sz w:val="24"/>
+        </w:rPr>
+        <w:t>Іменем Господнім благослови, отче!</w:t>
       </w:r>
     </w:p>
     <w:p>
@@ -7249,7 +7329,7 @@
           <w:rFonts w:ascii="Times New Roman" w:hAnsi="Times New Roman"/>
           <w:sz w:val="24"/>
         </w:rPr>
-        <w:t>Бо твоє є царство, і сила, і слава, Отця, і Сина, і Святого Духа, нині і повсякчас, і на віки вічні.</w:t>
+        <w:t>Молитвами святих отців наших, Господи Ісусе Христе Сину Божий, помилуй нас.</w:t>
       </w:r>
     </w:p>
     <w:p>
@@ -7279,75 +7359,60 @@
     </w:p>
     <w:p>
       <w:pPr>
-        <w:spacing w:line="240" w:lineRule="auto"/>
-        <w:rPr>
-          <w:rFonts w:ascii="Times New Roman" w:hAnsi="Times New Roman"/>
-          <w:sz w:val="24"/>
-        </w:rPr>
-      </w:pPr>
-      <w:r>
-        <w:rPr>
-          <w:rFonts w:ascii="Times New Roman" w:hAnsi="Times New Roman"/>
-          <w:i/>
-          <w:color w:val="FF0000"/>
-          <w:sz w:val="24"/>
-        </w:rPr>
-        <w:t xml:space="preserve">Кондак (г. 6): </w:t>
-      </w:r>
-      <w:r>
-        <w:rPr>
-          <w:rFonts w:ascii="Times New Roman" w:hAnsi="Times New Roman"/>
-          <w:sz w:val="24"/>
-        </w:rPr>
-        <w:t>Вояцтво світу покинувши,* на небесах до Владики ви прилучилися,* − сорок страстотерпців Господніх.* Крізь вогонь і воду пройшовши, Блаженні,* достойно прийняли ви славу з небес і безліч вінків.</w:t>
-      </w:r>
-    </w:p>
-    <w:p>
-      <w:pPr>
-        <w:spacing w:line="240" w:lineRule="auto"/>
-        <w:rPr>
-          <w:rFonts w:ascii="Times New Roman" w:hAnsi="Times New Roman"/>
-          <w:sz w:val="24"/>
-        </w:rPr>
-      </w:pPr>
-      <w:r>
-        <w:rPr>
-          <w:rFonts w:ascii="Times New Roman" w:hAnsi="Times New Roman"/>
-          <w:sz w:val="24"/>
-        </w:rPr>
-        <w:t xml:space="preserve">Господи, помилуй </w:t>
-      </w:r>
-      <w:r>
-        <w:rPr>
-          <w:rFonts w:ascii="Times New Roman" w:hAnsi="Times New Roman"/>
-          <w:i/>
-          <w:color w:val="FF0000"/>
-          <w:sz w:val="24"/>
-        </w:rPr>
-        <w:t>(40 р.)</w:t>
-      </w:r>
-      <w:r>
-        <w:rPr>
-          <w:rFonts w:ascii="Times New Roman" w:hAnsi="Times New Roman"/>
-          <w:sz w:val="24"/>
-        </w:rPr>
-        <w:t>.</w:t>
-      </w:r>
-    </w:p>
-    <w:p>
-      <w:pPr>
-        <w:spacing w:line="240" w:lineRule="auto"/>
-        <w:rPr>
-          <w:rFonts w:ascii="Times New Roman" w:hAnsi="Times New Roman"/>
-          <w:sz w:val="24"/>
-        </w:rPr>
-      </w:pPr>
-      <w:r>
-        <w:rPr>
-          <w:rFonts w:ascii="Times New Roman" w:hAnsi="Times New Roman"/>
-          <w:sz w:val="24"/>
-        </w:rPr>
-        <w:t xml:space="preserve">Ти, що повсякчас і кожної години на небі й на землі приймаєш поклін і славу, Боже добрий, довготерпеливий й многомилостивий, що праведних любиш, і грішних милуєш, і всіх кличеш до спасіння, заради обіцянки майбутніх благ! Прийми, Господи, в цю хвилину й наші молитви і спрямуй життя наше до твоїх заповідей. Душі наші освяти, тіла очисти, думки наші направ, розум очисти й протверези, і визволь нас від усякої скорботи, лиха й слабування. Захисти нас святими ангелами твоїми, щоб ми, їх охороною збережені й напоумлені, осягнули єдність віри та зрозуміння неприступної твоєї слави, бо ти благословенний на віки вічні. </w:t>
+        <w:jc w:val="center"/>
+        <w:rPr>
+          <w:rFonts w:ascii="Times New Roman" w:hAnsi="Times New Roman"/>
+          <w:i/>
+          <w:color w:val="FF0000"/>
+          <w:sz w:val="24"/>
+        </w:rPr>
+      </w:pPr>
+      <w:r>
+        <w:rPr>
+          <w:rFonts w:ascii="Times New Roman" w:hAnsi="Times New Roman"/>
+          <w:i/>
+          <w:color w:val="FF0000"/>
+          <w:sz w:val="24"/>
+        </w:rPr>
+        <w:t>Три малі поклони</w:t>
+      </w:r>
+    </w:p>
+    <w:p>
+      <w:pPr>
+        <w:spacing w:line="240" w:lineRule="auto"/>
+        <w:jc w:val="center"/>
+        <w:rPr>
+          <w:rFonts w:ascii="Times New Roman" w:hAnsi="Times New Roman"/>
+          <w:b/>
+          <w:i/>
+          <w:sz w:val="24"/>
+        </w:rPr>
+      </w:pPr>
+      <w:r>
+        <w:rPr>
+          <w:rFonts w:ascii="Times New Roman" w:hAnsi="Times New Roman"/>
+          <w:b/>
+          <w:i/>
+          <w:color w:val="FF0000"/>
+          <w:sz w:val="24"/>
+        </w:rPr>
+        <w:t>Молитва на Час 6-ий</w:t>
+      </w:r>
+    </w:p>
+    <w:p>
+      <w:pPr>
+        <w:spacing w:line="240" w:lineRule="auto"/>
+        <w:rPr>
+          <w:rFonts w:ascii="Times New Roman" w:hAnsi="Times New Roman"/>
+          <w:sz w:val="24"/>
+        </w:rPr>
+      </w:pPr>
+      <w:r>
+        <w:rPr>
+          <w:rFonts w:ascii="Times New Roman" w:hAnsi="Times New Roman"/>
+          <w:sz w:val="24"/>
+        </w:rPr>
+        <w:t xml:space="preserve">Боже й Господи сил і всього творіння Сотворителю! Ти з милосердя і незрівнянної милости твоєї послав на спасіння роду нашого єдинородного Сина твого, Господа нашого, Ісуса Христа, і дорогоцінним його хрестом розписку гріхів наших розірвав і переміг начало й владу темряви. Тож, Владико чоловіколюбний, прийми від нас грішних ці вдячні і благальні молитви, і визволь нас від усякого згубного й темного гріха, і від усіх видимих і невидимих ворогів, що бажають вчинити нам зло. До страху твого прикуй тіла наші й не допусти сердець наших до слів, або помислів лукавих, але любов’ю твоєю пройми душі наші, щоб, повсякчас на тебе дивлячись і світлом твоїм керуючись, бачили тебе, неприступне й вічне світло, та щоб невпинно хвалу й подяку віддавали тобі: безначальному Отцеві з єдинородним твоїм Сином і всесвятим, і благим, і животворним твоїм Духом, нині, і повсякчас, і на віки вічні. </w:t>
       </w:r>
     </w:p>
     <w:p>
@@ -7380,220 +7445,6 @@
         <w:spacing w:line="240" w:lineRule="auto"/>
         <w:rPr>
           <w:rFonts w:ascii="Times New Roman" w:hAnsi="Times New Roman"/>
-          <w:sz w:val="24"/>
-        </w:rPr>
-      </w:pPr>
-      <w:r>
-        <w:rPr>
-          <w:rFonts w:ascii="Times New Roman" w:hAnsi="Times New Roman"/>
-          <w:sz w:val="24"/>
-        </w:rPr>
-        <w:lastRenderedPageBreak/>
-        <w:t xml:space="preserve">Господи, помилуй </w:t>
-      </w:r>
-      <w:r>
-        <w:rPr>
-          <w:rFonts w:ascii="Times New Roman" w:hAnsi="Times New Roman"/>
-          <w:i/>
-          <w:color w:val="FF0000"/>
-          <w:sz w:val="24"/>
-        </w:rPr>
-        <w:t>(3 р.)</w:t>
-      </w:r>
-      <w:r>
-        <w:rPr>
-          <w:rFonts w:ascii="Times New Roman" w:hAnsi="Times New Roman"/>
-          <w:sz w:val="24"/>
-        </w:rPr>
-        <w:t>.</w:t>
-      </w:r>
-    </w:p>
-    <w:p>
-      <w:pPr>
-        <w:spacing w:line="240" w:lineRule="auto"/>
-        <w:rPr>
-          <w:rFonts w:ascii="Times New Roman" w:hAnsi="Times New Roman"/>
-          <w:sz w:val="24"/>
-        </w:rPr>
-      </w:pPr>
-      <w:r>
-        <w:rPr>
-          <w:rFonts w:ascii="Times New Roman" w:hAnsi="Times New Roman"/>
-          <w:sz w:val="24"/>
-        </w:rPr>
-        <w:t>Слава Отцю, і Сину, і Святому Духові,* і нині і повсякчас, і на віки вічні. Амінь.</w:t>
-      </w:r>
-    </w:p>
-    <w:p>
-      <w:pPr>
-        <w:spacing w:line="240" w:lineRule="auto"/>
-        <w:rPr>
-          <w:rFonts w:ascii="Times New Roman" w:hAnsi="Times New Roman"/>
-          <w:sz w:val="24"/>
-        </w:rPr>
-      </w:pPr>
-      <w:r>
-        <w:rPr>
-          <w:rFonts w:ascii="Times New Roman" w:hAnsi="Times New Roman"/>
-          <w:sz w:val="24"/>
-        </w:rPr>
-        <w:t>Чеснішу від херувимів і незрівнянно славнішу і від серафимів,* що без зотління Бога Слово породила,* сущу Богородицю, тебе величаємо.</w:t>
-      </w:r>
-    </w:p>
-    <w:p>
-      <w:pPr>
-        <w:spacing w:line="240" w:lineRule="auto"/>
-        <w:rPr>
-          <w:rFonts w:ascii="Times New Roman" w:hAnsi="Times New Roman"/>
-          <w:sz w:val="24"/>
-        </w:rPr>
-      </w:pPr>
-      <w:r>
-        <w:rPr>
-          <w:rFonts w:ascii="Times New Roman" w:hAnsi="Times New Roman"/>
-          <w:sz w:val="24"/>
-        </w:rPr>
-        <w:t>Іменем Господнім благослови, отче!</w:t>
-      </w:r>
-    </w:p>
-    <w:p>
-      <w:pPr>
-        <w:spacing w:line="240" w:lineRule="auto"/>
-        <w:rPr>
-          <w:rFonts w:ascii="Times New Roman" w:hAnsi="Times New Roman"/>
-          <w:sz w:val="24"/>
-        </w:rPr>
-      </w:pPr>
-      <w:r>
-        <w:rPr>
-          <w:rFonts w:ascii="Times New Roman" w:hAnsi="Times New Roman"/>
-          <w:i/>
-          <w:color w:val="FF0000"/>
-          <w:sz w:val="24"/>
-        </w:rPr>
-        <w:t xml:space="preserve">Священик: </w:t>
-      </w:r>
-      <w:r>
-        <w:rPr>
-          <w:rFonts w:ascii="Times New Roman" w:hAnsi="Times New Roman"/>
-          <w:sz w:val="24"/>
-        </w:rPr>
-        <w:t>Молитвами святих отців наших, Господи Ісусе Христе Сину Божий, помилуй нас.</w:t>
-      </w:r>
-    </w:p>
-    <w:p>
-      <w:pPr>
-        <w:spacing w:line="240" w:lineRule="auto"/>
-        <w:rPr>
-          <w:rFonts w:ascii="Times New Roman" w:hAnsi="Times New Roman"/>
-          <w:sz w:val="24"/>
-        </w:rPr>
-      </w:pPr>
-      <w:r>
-        <w:rPr>
-          <w:rFonts w:ascii="Times New Roman" w:hAnsi="Times New Roman"/>
-          <w:i/>
-          <w:color w:val="FF0000"/>
-          <w:sz w:val="24"/>
-        </w:rPr>
-        <w:t xml:space="preserve">Вірні: </w:t>
-      </w:r>
-      <w:r>
-        <w:rPr>
-          <w:rFonts w:ascii="Times New Roman" w:hAnsi="Times New Roman"/>
-          <w:sz w:val="24"/>
-        </w:rPr>
-        <w:t>Амінь.</w:t>
-      </w:r>
-    </w:p>
-    <w:p>
-      <w:pPr>
-        <w:jc w:val="center"/>
-        <w:rPr>
-          <w:rFonts w:ascii="Times New Roman" w:hAnsi="Times New Roman"/>
-          <w:i/>
-          <w:color w:val="FF0000"/>
-          <w:sz w:val="24"/>
-        </w:rPr>
-      </w:pPr>
-      <w:r>
-        <w:rPr>
-          <w:rFonts w:ascii="Times New Roman" w:hAnsi="Times New Roman"/>
-          <w:i/>
-          <w:color w:val="FF0000"/>
-          <w:sz w:val="24"/>
-        </w:rPr>
-        <w:t>Три малі поклони</w:t>
-      </w:r>
-    </w:p>
-    <w:p>
-      <w:pPr>
-        <w:spacing w:line="240" w:lineRule="auto"/>
-        <w:jc w:val="center"/>
-        <w:rPr>
-          <w:rFonts w:ascii="Times New Roman" w:hAnsi="Times New Roman"/>
-          <w:b/>
-          <w:i/>
-          <w:sz w:val="24"/>
-        </w:rPr>
-      </w:pPr>
-      <w:r>
-        <w:rPr>
-          <w:rFonts w:ascii="Times New Roman" w:hAnsi="Times New Roman"/>
-          <w:b/>
-          <w:i/>
-          <w:color w:val="FF0000"/>
-          <w:sz w:val="24"/>
-        </w:rPr>
-        <w:t>Молитва на Час 6-ий</w:t>
-      </w:r>
-    </w:p>
-    <w:p>
-      <w:pPr>
-        <w:spacing w:line="240" w:lineRule="auto"/>
-        <w:rPr>
-          <w:rFonts w:ascii="Times New Roman" w:hAnsi="Times New Roman"/>
-          <w:sz w:val="24"/>
-        </w:rPr>
-      </w:pPr>
-      <w:r>
-        <w:rPr>
-          <w:rFonts w:ascii="Times New Roman" w:hAnsi="Times New Roman"/>
-          <w:sz w:val="24"/>
-        </w:rPr>
-        <w:t xml:space="preserve">Боже й Господи сил і всього творіння Сотворителю! Ти з милосердя і незрівнянної милости твоєї послав на спасіння роду нашого єдинородного Сина твого, Господа нашого, Ісуса Христа, і дорогоцінним його хрестом розписку гріхів наших розірвав і переміг начало й владу темряви. Тож, Владико чоловіколюбний, прийми від нас грішних ці вдячні і благальні молитви, і визволь нас від усякого згубного й темного гріха, і від усіх видимих і невидимих ворогів, що бажають вчинити нам зло. До страху твого прикуй тіла наші й не допусти сердець наших до слів, або помислів лукавих, але любов’ю твоєю пройми душі наші, щоб, повсякчас на тебе дивлячись і світлом твоїм керуючись, бачили тебе, неприступне й вічне світло, та щоб невпинно хвалу й подяку віддавали тобі: безначальному Отцеві з єдинородним твоїм Сином і всесвятим, і благим, і животворним твоїм Духом, нині, і повсякчас, і на віки вічні. </w:t>
-      </w:r>
-    </w:p>
-    <w:p>
-      <w:pPr>
-        <w:spacing w:line="240" w:lineRule="auto"/>
-        <w:rPr>
-          <w:rFonts w:ascii="Times New Roman" w:hAnsi="Times New Roman"/>
-          <w:sz w:val="24"/>
-        </w:rPr>
-      </w:pPr>
-      <w:r>
-        <w:rPr>
-          <w:rFonts w:ascii="Times New Roman" w:hAnsi="Times New Roman"/>
-          <w:i/>
-          <w:color w:val="FF0000"/>
-          <w:sz w:val="24"/>
-        </w:rPr>
-        <w:t xml:space="preserve">Вірні: </w:t>
-      </w:r>
-      <w:r>
-        <w:rPr>
-          <w:rFonts w:ascii="Times New Roman" w:hAnsi="Times New Roman"/>
-          <w:sz w:val="24"/>
-        </w:rPr>
-        <w:t>Амінь.</w:t>
-      </w:r>
-    </w:p>
-    <w:p>
-      <w:pPr>
-        <w:spacing w:line="240" w:lineRule="auto"/>
-        <w:rPr>
-          <w:rFonts w:ascii="Times New Roman" w:hAnsi="Times New Roman"/>
           <w:i/>
           <w:color w:val="FF0000"/>
           <w:sz w:val="24"/>
@@ -7627,27 +7478,32 @@
     </w:p>
     <w:p>
       <w:pPr>
-        <w:spacing w:line="240" w:lineRule="auto"/>
-        <w:rPr>
-          <w:rFonts w:ascii="Times New Roman" w:hAnsi="Times New Roman"/>
-          <w:sz w:val="24"/>
-        </w:rPr>
-      </w:pPr>
-      <w:r>
-        <w:rPr>
-          <w:rFonts w:ascii="Times New Roman" w:hAnsi="Times New Roman"/>
-          <w:i/>
-          <w:color w:val="FF0000"/>
-          <w:sz w:val="24"/>
-        </w:rPr>
-        <w:t xml:space="preserve">Священик: </w:t>
-      </w:r>
-      <w:r>
-        <w:rPr>
-          <w:rFonts w:ascii="Times New Roman" w:hAnsi="Times New Roman"/>
-          <w:sz w:val="24"/>
-        </w:rPr>
-        <w:t>Слава тобі, Христе Боже, надіє наша, слава тобі!</w:t>
+        <w:spacing w:after="120"/>
+        <w:jc w:val="both"/>
+      </w:pPr>
+      <w:r>
+        <w:rPr>
+          <w:rFonts w:ascii="Times New Roman" w:hAnsi="Times New Roman"/>
+          <w:i/>
+          <w:color w:val="FF0000"/>
+          <w:sz w:val="24"/>
+        </w:rPr>
+        <w:t>Священик:</w:t>
+      </w:r>
+      <w:r>
+        <w:rPr>
+          <w:rFonts w:ascii="Times New Roman" w:hAnsi="Times New Roman"/>
+          <w:color w:val="FF0000"/>
+          <w:sz w:val="24"/>
+        </w:rPr>
+        <w:t xml:space="preserve"> </w:t>
+      </w:r>
+      <w:r>
+        <w:rPr>
+          <w:rFonts w:ascii="Times New Roman" w:hAnsi="Times New Roman"/>
+          <w:sz w:val="24"/>
+        </w:rPr>
+        <w:t>Слава тобі, Христе Боже, уповання наше, слава тобі!</w:t>
       </w:r>
     </w:p>
     <w:p>
@@ -7818,6 +7674,192 @@
     </w:p>
     <w:p>
       <w:pPr>
+        <w:spacing w:after="120"/>
+      </w:pPr>
+      <w:r>
+        <w:rPr>
+          <w:rFonts w:ascii="Times New Roman" w:hAnsi="Times New Roman"/>
+          <w:i/>
+          <w:color w:val="FF0000"/>
+          <w:sz w:val="24"/>
+        </w:rPr>
+        <w:t>Вірні:</w:t>
+      </w:r>
+      <w:r>
+        <w:rPr>
+          <w:rFonts w:ascii="Times New Roman" w:hAnsi="Times New Roman"/>
+          <w:color w:val="FF0000"/>
+          <w:sz w:val="24"/>
+        </w:rPr>
+        <w:t xml:space="preserve"> </w:t>
+      </w:r>
+      <w:r>
+        <w:rPr>
+          <w:rFonts w:ascii="Times New Roman" w:hAnsi="Times New Roman"/>
+          <w:sz w:val="24"/>
+        </w:rPr>
+        <w:t>Амі́нь.</w:t>
+      </w:r>
+    </w:p>
+    <w:p>
+      <w:pPr>
+        <w:spacing w:after="120"/>
+      </w:pPr>
+      <w:r>
+        <w:rPr>
+          <w:rFonts w:ascii="Times New Roman" w:hAnsi="Times New Roman"/>
+          <w:sz w:val="24"/>
+        </w:rPr>
+        <w:t>Сла́ва Тобі́, Бо́же наш, сла́ва Тобі́.</w:t>
+      </w:r>
+    </w:p>
+    <w:p>
+      <w:pPr>
+        <w:spacing w:after="120"/>
+      </w:pPr>
+      <w:r>
+        <w:rPr>
+          <w:rFonts w:ascii="Times New Roman" w:hAnsi="Times New Roman"/>
+          <w:sz w:val="24"/>
+        </w:rPr>
+        <w:t>Ца́рю небе́сний, утіши́телю, Ду́ше íстини,* що всю́ди єси́ і все наповня́єш,* скарбни́це благ і життя́ пода́телю,* прийди́, і всели́ся в нас,* і очи́сти нас від уся́кої скве́рни,* і спаси́, благи́й, ду́ші на́ші.</w:t>
+      </w:r>
+    </w:p>
+    <w:p>
+      <w:pPr>
+        <w:spacing w:after="120"/>
+        <w:jc w:val="both"/>
+      </w:pPr>
+      <w:r>
+        <w:rPr>
+          <w:rFonts w:ascii="Times New Roman" w:hAnsi="Times New Roman"/>
+          <w:sz w:val="24"/>
+        </w:rPr>
+        <w:t xml:space="preserve">Святий Боже, святий Кріпкий, святий Безсмертний, помилуй нас. </w:t>
+      </w:r>
+      <w:r>
+        <w:rPr>
+          <w:rFonts w:ascii="Times New Roman" w:hAnsi="Times New Roman"/>
+          <w:i/>
+          <w:color w:val="FF0000"/>
+          <w:sz w:val="24"/>
+        </w:rPr>
+        <w:t>(3 р.)</w:t>
+      </w:r>
+    </w:p>
+    <w:p>
+      <w:pPr>
+        <w:spacing w:line="240" w:lineRule="auto"/>
+        <w:rPr>
+          <w:rFonts w:ascii="Times New Roman" w:hAnsi="Times New Roman"/>
+          <w:sz w:val="24"/>
+        </w:rPr>
+      </w:pPr>
+      <w:r>
+        <w:rPr>
+          <w:rFonts w:ascii="Times New Roman" w:hAnsi="Times New Roman"/>
+          <w:sz w:val="24"/>
+        </w:rPr>
+        <w:t>Слава Отцю, і Сину, і Святому Духові,* і нині, і повсякчас, і на віки вічні. Амінь.</w:t>
+      </w:r>
+    </w:p>
+    <w:p>
+      <w:pPr>
+        <w:spacing w:line="240" w:lineRule="auto"/>
+        <w:rPr>
+          <w:rFonts w:ascii="Times New Roman" w:hAnsi="Times New Roman"/>
+          <w:sz w:val="24"/>
+        </w:rPr>
+      </w:pPr>
+      <w:r>
+        <w:rPr>
+          <w:rFonts w:ascii="Times New Roman" w:hAnsi="Times New Roman"/>
+          <w:sz w:val="24"/>
+        </w:rPr>
+        <w:t>Пресвята Тройце, помилуй нас;* Господи, очисти гріхи наші;* Владико, прости беззаконня наші;* Святий, завітай і зціли немочі наші імени твого ради.</w:t>
+      </w:r>
+    </w:p>
+    <w:p>
+      <w:pPr>
+        <w:spacing w:after="120"/>
+        <w:jc w:val="both"/>
+      </w:pPr>
+      <w:r>
+        <w:rPr>
+          <w:rFonts w:ascii="Times New Roman" w:hAnsi="Times New Roman"/>
+          <w:sz w:val="24"/>
+        </w:rPr>
+        <w:t xml:space="preserve">Господи, помилуй. </w:t>
+      </w:r>
+      <w:r>
+        <w:rPr>
+          <w:rFonts w:ascii="Times New Roman" w:hAnsi="Times New Roman"/>
+          <w:i/>
+          <w:color w:val="FF0000"/>
+          <w:sz w:val="24"/>
+        </w:rPr>
+        <w:t>(3 р.)</w:t>
+      </w:r>
+    </w:p>
+    <w:p>
+      <w:pPr>
+        <w:spacing w:line="240" w:lineRule="auto"/>
+        <w:rPr>
+          <w:rFonts w:ascii="Times New Roman" w:hAnsi="Times New Roman"/>
+          <w:sz w:val="24"/>
+        </w:rPr>
+      </w:pPr>
+      <w:r>
+        <w:rPr>
+          <w:rFonts w:ascii="Times New Roman" w:hAnsi="Times New Roman"/>
+          <w:sz w:val="24"/>
+        </w:rPr>
+        <w:t>Слава Отцю, і Сину, і Святому Духові,* і нині, і повсякчас, і на віки вічні. Амінь.</w:t>
+      </w:r>
+    </w:p>
+    <w:p>
+      <w:pPr>
+        <w:spacing w:line="240" w:lineRule="auto"/>
+        <w:rPr>
+          <w:rFonts w:ascii="Times New Roman" w:hAnsi="Times New Roman"/>
+          <w:sz w:val="24"/>
+        </w:rPr>
+      </w:pPr>
+      <w:r>
+        <w:rPr>
+          <w:rFonts w:ascii="Times New Roman" w:hAnsi="Times New Roman"/>
+          <w:sz w:val="24"/>
+        </w:rPr>
+        <w:t>Отче наш, що єси на небесах,* нехай святиться ім’я твоє,* нехай прийде царство твоє,* нехай буде воля твоя, як на небі, так і на землі.* Хліб наш насущний дай нам сьогодні,* і прости нам провини наші,* як і ми прощаємо винуватцям нашим,* і не введи нас у спокусу,* але визволи нас від лукавого.</w:t>
+      </w:r>
+    </w:p>
+    <w:p>
+      <w:pPr>
+        <w:spacing w:line="240" w:lineRule="auto"/>
+        <w:rPr>
+          <w:rFonts w:ascii="Times New Roman" w:hAnsi="Times New Roman"/>
+          <w:sz w:val="24"/>
+        </w:rPr>
+      </w:pPr>
+      <w:r>
+        <w:rPr>
+          <w:rFonts w:ascii="Times New Roman" w:hAnsi="Times New Roman"/>
+          <w:i/>
+          <w:color w:val="FF0000"/>
+          <w:sz w:val="24"/>
+        </w:rPr>
+        <w:t xml:space="preserve">Священик: </w:t>
+      </w:r>
+      <w:r>
+        <w:rPr>
+          <w:rFonts w:ascii="Times New Roman" w:hAnsi="Times New Roman"/>
+          <w:sz w:val="24"/>
+        </w:rPr>
+        <w:t>Бо твоє є царство, і сила, і слава, Отця, і Сина, і Святого Духа, нині і повсякчас, і на віки вічні.</w:t>
+      </w:r>
+    </w:p>
+    <w:p>
+      <w:pPr>
         <w:spacing w:line="240" w:lineRule="auto"/>
         <w:rPr>
           <w:rFonts w:ascii="Times New Roman" w:hAnsi="Times New Roman"/>
@@ -7838,48 +7880,32 @@
           <w:rFonts w:ascii="Times New Roman" w:hAnsi="Times New Roman"/>
           <w:sz w:val="24"/>
         </w:rPr>
-        <w:t>Амінь. Слава тобі, Боже наш, слава тобі.</w:t>
-      </w:r>
-    </w:p>
-    <w:p>
-      <w:pPr>
-        <w:spacing w:line="240" w:lineRule="auto"/>
-        <w:rPr>
-          <w:rFonts w:ascii="Times New Roman" w:hAnsi="Times New Roman"/>
-          <w:sz w:val="24"/>
-        </w:rPr>
-      </w:pPr>
-      <w:r>
-        <w:rPr>
-          <w:rFonts w:ascii="Times New Roman" w:hAnsi="Times New Roman"/>
-          <w:sz w:val="24"/>
-        </w:rPr>
-        <w:t>Царю небесний, утішителю, Душе істини,* що всюди єси і все наповняєш,* скарбе дібр і життя подателю,* прийди і вселися в нас,* і очисти нас від усякої скверни,* і спаси, Благий, душі наші.</w:t>
-      </w:r>
-    </w:p>
-    <w:p>
-      <w:pPr>
-        <w:spacing w:line="240" w:lineRule="auto"/>
-        <w:rPr>
-          <w:rFonts w:ascii="Times New Roman" w:hAnsi="Times New Roman"/>
-          <w:sz w:val="24"/>
-        </w:rPr>
-      </w:pPr>
-      <w:r>
-        <w:rPr>
-          <w:rFonts w:ascii="Times New Roman" w:hAnsi="Times New Roman"/>
-          <w:sz w:val="24"/>
-        </w:rPr>
-        <w:t xml:space="preserve">Святий Боже, святий Кріпкий, святий Безсмертний, помилуй нас </w:t>
-      </w:r>
-      <w:r>
-        <w:rPr>
-          <w:rFonts w:ascii="Times New Roman" w:hAnsi="Times New Roman"/>
-          <w:i/>
-          <w:color w:val="FF0000"/>
-          <w:sz w:val="24"/>
-        </w:rPr>
-        <w:t>(3 р.)</w:t>
+        <w:t xml:space="preserve">Амінь. </w:t>
+      </w:r>
+    </w:p>
+    <w:p>
+      <w:pPr>
+        <w:spacing w:line="240" w:lineRule="auto"/>
+        <w:rPr>
+          <w:rFonts w:ascii="Times New Roman" w:hAnsi="Times New Roman"/>
+          <w:sz w:val="24"/>
+        </w:rPr>
+      </w:pPr>
+      <w:r>
+        <w:rPr>
+          <w:rFonts w:ascii="Times New Roman" w:hAnsi="Times New Roman"/>
+          <w:sz w:val="24"/>
+        </w:rPr>
+        <w:t xml:space="preserve">Господи, помилуй </w:t>
+      </w:r>
+      <w:r>
+        <w:rPr>
+          <w:rFonts w:ascii="Times New Roman" w:hAnsi="Times New Roman"/>
+          <w:i/>
+          <w:color w:val="FF0000"/>
+          <w:sz w:val="24"/>
+        </w:rPr>
+        <w:t>(12 р.)</w:t>
       </w:r>
       <w:r>
         <w:rPr>
@@ -7907,228 +7933,41 @@
     </w:p>
     <w:p>
       <w:pPr>
-        <w:spacing w:line="240" w:lineRule="auto"/>
-        <w:rPr>
-          <w:rFonts w:ascii="Times New Roman" w:hAnsi="Times New Roman"/>
-          <w:sz w:val="24"/>
-        </w:rPr>
-      </w:pPr>
-      <w:r>
-        <w:rPr>
-          <w:rFonts w:ascii="Times New Roman" w:hAnsi="Times New Roman"/>
-          <w:sz w:val="24"/>
-        </w:rPr>
-        <w:t>Пресвята Тройце, помилуй нас;* Господи, очисти гріхи наші;* Владико, прости беззаконня наші;* Святий, завітай і зціли немочі наші імени твого ради.</w:t>
-      </w:r>
-    </w:p>
-    <w:p>
-      <w:pPr>
-        <w:spacing w:line="240" w:lineRule="auto"/>
-        <w:rPr>
-          <w:rFonts w:ascii="Times New Roman" w:hAnsi="Times New Roman"/>
-          <w:sz w:val="24"/>
-        </w:rPr>
-      </w:pPr>
-      <w:r>
-        <w:rPr>
-          <w:rFonts w:ascii="Times New Roman" w:hAnsi="Times New Roman"/>
-          <w:sz w:val="24"/>
-        </w:rPr>
-        <w:t xml:space="preserve">Господи, помилуй </w:t>
-      </w:r>
-      <w:r>
-        <w:rPr>
-          <w:rFonts w:ascii="Times New Roman" w:hAnsi="Times New Roman"/>
-          <w:i/>
-          <w:color w:val="FF0000"/>
-          <w:sz w:val="24"/>
-        </w:rPr>
-        <w:t>(3 р.)</w:t>
-      </w:r>
-      <w:r>
-        <w:rPr>
-          <w:rFonts w:ascii="Times New Roman" w:hAnsi="Times New Roman"/>
-          <w:sz w:val="24"/>
-        </w:rPr>
-        <w:t>.</w:t>
-      </w:r>
-    </w:p>
-    <w:p>
-      <w:pPr>
-        <w:spacing w:line="240" w:lineRule="auto"/>
-        <w:rPr>
-          <w:rFonts w:ascii="Times New Roman" w:hAnsi="Times New Roman"/>
-          <w:sz w:val="24"/>
-        </w:rPr>
-      </w:pPr>
-      <w:r>
-        <w:rPr>
-          <w:rFonts w:ascii="Times New Roman" w:hAnsi="Times New Roman"/>
-          <w:sz w:val="24"/>
-        </w:rPr>
-        <w:t>Слава Отцю, і Сину, і Святому Духові,* і нині, і повсякчас, і на віки вічні. Амінь.</w:t>
-      </w:r>
-    </w:p>
-    <w:p>
-      <w:pPr>
-        <w:spacing w:line="240" w:lineRule="auto"/>
-        <w:rPr>
-          <w:rFonts w:ascii="Times New Roman" w:hAnsi="Times New Roman"/>
-          <w:sz w:val="24"/>
-        </w:rPr>
-      </w:pPr>
-      <w:r>
-        <w:rPr>
-          <w:rFonts w:ascii="Times New Roman" w:hAnsi="Times New Roman"/>
-          <w:sz w:val="24"/>
-        </w:rPr>
-        <w:t>Отче наш, що єси на небесах,* нехай святиться ім’я твоє,* нехай прийде царство твоє,* нехай буде воля твоя, як на небі, так і на землі.* Хліб наш насущний дай нам сьогодні,* і прости нам провини наші,* як і ми прощаємо винуватцям нашим,* і не введи нас у спокусу,* але визволи нас від лукавого.</w:t>
-      </w:r>
-    </w:p>
-    <w:p>
-      <w:pPr>
-        <w:spacing w:line="240" w:lineRule="auto"/>
-        <w:rPr>
-          <w:rFonts w:ascii="Times New Roman" w:hAnsi="Times New Roman"/>
-          <w:sz w:val="24"/>
-        </w:rPr>
-      </w:pPr>
-      <w:r>
-        <w:rPr>
-          <w:rFonts w:ascii="Times New Roman" w:hAnsi="Times New Roman"/>
-          <w:i/>
-          <w:color w:val="FF0000"/>
-          <w:sz w:val="24"/>
-        </w:rPr>
-        <w:t xml:space="preserve">Священик: </w:t>
-      </w:r>
-      <w:r>
-        <w:rPr>
-          <w:rFonts w:ascii="Times New Roman" w:hAnsi="Times New Roman"/>
-          <w:sz w:val="24"/>
-        </w:rPr>
-        <w:t>Бо твоє є царство, і сила, і слава, Отця, і Сина, і Святого Духа, нині і повсякчас, і на віки вічні.</w:t>
-      </w:r>
-    </w:p>
-    <w:p>
-      <w:pPr>
-        <w:spacing w:line="240" w:lineRule="auto"/>
-        <w:rPr>
-          <w:rFonts w:ascii="Times New Roman" w:hAnsi="Times New Roman"/>
-          <w:sz w:val="24"/>
-        </w:rPr>
-      </w:pPr>
-      <w:r>
-        <w:rPr>
-          <w:rFonts w:ascii="Times New Roman" w:hAnsi="Times New Roman"/>
-          <w:i/>
-          <w:color w:val="FF0000"/>
-          <w:sz w:val="24"/>
-        </w:rPr>
-        <w:t xml:space="preserve">Вірні: </w:t>
-      </w:r>
-      <w:r>
-        <w:rPr>
-          <w:rFonts w:ascii="Times New Roman" w:hAnsi="Times New Roman"/>
-          <w:sz w:val="24"/>
-        </w:rPr>
-        <w:t xml:space="preserve">Амінь. </w:t>
-      </w:r>
-    </w:p>
-    <w:p>
-      <w:pPr>
-        <w:spacing w:line="240" w:lineRule="auto"/>
-        <w:rPr>
-          <w:rFonts w:ascii="Times New Roman" w:hAnsi="Times New Roman"/>
-          <w:sz w:val="24"/>
-        </w:rPr>
-      </w:pPr>
-      <w:r>
-        <w:rPr>
-          <w:rFonts w:ascii="Times New Roman" w:hAnsi="Times New Roman"/>
-          <w:sz w:val="24"/>
-        </w:rPr>
-        <w:t xml:space="preserve">Господи, помилуй </w:t>
-      </w:r>
-      <w:r>
-        <w:rPr>
-          <w:rFonts w:ascii="Times New Roman" w:hAnsi="Times New Roman"/>
-          <w:i/>
-          <w:color w:val="FF0000"/>
-          <w:sz w:val="24"/>
-        </w:rPr>
-        <w:t>(12 р.)</w:t>
-      </w:r>
-      <w:r>
-        <w:rPr>
-          <w:rFonts w:ascii="Times New Roman" w:hAnsi="Times New Roman"/>
-          <w:sz w:val="24"/>
-        </w:rPr>
-        <w:t>.</w:t>
-      </w:r>
-    </w:p>
-    <w:p>
-      <w:pPr>
-        <w:spacing w:line="240" w:lineRule="auto"/>
-        <w:rPr>
-          <w:rFonts w:ascii="Times New Roman" w:hAnsi="Times New Roman"/>
-          <w:sz w:val="24"/>
-        </w:rPr>
-      </w:pPr>
-      <w:r>
-        <w:rPr>
-          <w:rFonts w:ascii="Times New Roman" w:hAnsi="Times New Roman"/>
-          <w:sz w:val="24"/>
-        </w:rPr>
-        <w:t>Слава Отцю, і Сину, і Святому Духові,* і нині, і повсякчас, і на віки вічні. Амінь.</w:t>
-      </w:r>
-    </w:p>
-    <w:p>
-      <w:pPr>
-        <w:spacing w:line="240" w:lineRule="auto"/>
-        <w:rPr>
-          <w:rFonts w:ascii="Times New Roman" w:hAnsi="Times New Roman"/>
-          <w:sz w:val="24"/>
-        </w:rPr>
-      </w:pPr>
-      <w:r>
-        <w:rPr>
-          <w:rFonts w:ascii="Times New Roman" w:hAnsi="Times New Roman"/>
-          <w:sz w:val="24"/>
-        </w:rPr>
-        <w:t>Прийдіте, поклонімся* Цареві нашому Богу.</w:t>
-      </w:r>
-    </w:p>
-    <w:p>
-      <w:pPr>
-        <w:spacing w:line="240" w:lineRule="auto"/>
-        <w:rPr>
-          <w:rFonts w:ascii="Times New Roman" w:hAnsi="Times New Roman"/>
-          <w:sz w:val="24"/>
-        </w:rPr>
-      </w:pPr>
-      <w:r>
-        <w:rPr>
-          <w:rFonts w:ascii="Times New Roman" w:hAnsi="Times New Roman"/>
-          <w:sz w:val="24"/>
-        </w:rPr>
-        <w:t>Прийдіте, поклонімся* Христові, Цареві нашому Богу.</w:t>
-      </w:r>
-    </w:p>
-    <w:p>
-      <w:pPr>
-        <w:spacing w:line="240" w:lineRule="auto"/>
-        <w:rPr>
-          <w:rFonts w:ascii="Times New Roman" w:hAnsi="Times New Roman"/>
-          <w:sz w:val="24"/>
-        </w:rPr>
-      </w:pPr>
-      <w:r>
-        <w:rPr>
-          <w:rFonts w:ascii="Times New Roman" w:hAnsi="Times New Roman"/>
-          <w:sz w:val="24"/>
-        </w:rPr>
-        <w:t>Прийдіте, поклонімся і припадім* до самого Господа Ісуса Христа, Царя і Бога нашого.</w:t>
+        <w:spacing w:after="120"/>
+        <w:jc w:val="both"/>
+      </w:pPr>
+      <w:r>
+        <w:rPr>
+          <w:rFonts w:ascii="Times New Roman" w:hAnsi="Times New Roman"/>
+          <w:sz w:val="24"/>
+        </w:rPr>
+        <w:t>Прийді́те, поклоні́мся* царе́ві на́шому – Бо́гу.</w:t>
+      </w:r>
+    </w:p>
+    <w:p>
+      <w:pPr>
+        <w:spacing w:after="120"/>
+        <w:jc w:val="both"/>
+      </w:pPr>
+      <w:r>
+        <w:rPr>
+          <w:rFonts w:ascii="Times New Roman" w:hAnsi="Times New Roman"/>
+          <w:sz w:val="24"/>
+        </w:rPr>
+        <w:t>Прийді́те, поклоні́мся* Христо́ві, царе́ві на́шому – Бо́гу.</w:t>
+      </w:r>
+    </w:p>
+    <w:p>
+      <w:pPr>
+        <w:spacing w:after="120"/>
+        <w:jc w:val="both"/>
+      </w:pPr>
+      <w:r>
+        <w:rPr>
+          <w:rFonts w:ascii="Times New Roman" w:hAnsi="Times New Roman"/>
+          <w:sz w:val="24"/>
+        </w:rPr>
+        <w:t>Прийді́те, поклоні́мся і припаді́м* до само́го Го́спода Ісу́са Христа́ – царя́ і Бо́га на́шого.</w:t>
       </w:r>
     </w:p>
     <w:p>
@@ -8965,18 +8804,15 @@
     </w:p>
     <w:p>
       <w:pPr>
-        <w:spacing w:line="240" w:lineRule="auto"/>
-        <w:rPr>
-          <w:rFonts w:ascii="Times New Roman" w:hAnsi="Times New Roman"/>
-          <w:sz w:val="24"/>
-        </w:rPr>
-      </w:pPr>
-      <w:r>
-        <w:rPr>
-          <w:rFonts w:ascii="Times New Roman" w:hAnsi="Times New Roman"/>
-          <w:sz w:val="24"/>
-        </w:rPr>
-        <w:t xml:space="preserve">Господи, помилуй </w:t>
+        <w:spacing w:after="120"/>
+        <w:jc w:val="both"/>
+      </w:pPr>
+      <w:r>
+        <w:rPr>
+          <w:rFonts w:ascii="Times New Roman" w:hAnsi="Times New Roman"/>
+          <w:sz w:val="24"/>
+        </w:rPr>
+        <w:t xml:space="preserve">Господи, помилуй. </w:t>
       </w:r>
       <w:r>
         <w:rPr>
@@ -8987,13 +8823,6 @@
         </w:rPr>
         <w:t>(3 р.)</w:t>
       </w:r>
-      <w:r>
-        <w:rPr>
-          <w:rFonts w:ascii="Times New Roman" w:hAnsi="Times New Roman"/>
-          <w:sz w:val="24"/>
-        </w:rPr>
-        <w:t>.</w:t>
-      </w:r>
     </w:p>
     <w:p>
       <w:pPr>
@@ -9146,18 +8975,15 @@
     </w:p>
     <w:p>
       <w:pPr>
-        <w:spacing w:line="240" w:lineRule="auto"/>
-        <w:rPr>
-          <w:rFonts w:ascii="Times New Roman" w:hAnsi="Times New Roman"/>
-          <w:sz w:val="24"/>
-        </w:rPr>
-      </w:pPr>
-      <w:r>
-        <w:rPr>
-          <w:rFonts w:ascii="Times New Roman" w:hAnsi="Times New Roman"/>
-          <w:sz w:val="24"/>
-        </w:rPr>
-        <w:t xml:space="preserve">Святий Боже, святий Кріпкий, святий Безсмертний, помилуй нас </w:t>
+        <w:spacing w:after="120"/>
+        <w:jc w:val="both"/>
+      </w:pPr>
+      <w:r>
+        <w:rPr>
+          <w:rFonts w:ascii="Times New Roman" w:hAnsi="Times New Roman"/>
+          <w:sz w:val="24"/>
+        </w:rPr>
+        <w:t xml:space="preserve">Святий Боже, святий Кріпкий, святий Безсмертний, помилуй нас. </w:t>
       </w:r>
       <w:r>
         <w:rPr>
@@ -9168,13 +8994,6 @@
         </w:rPr>
         <w:t>(3 р.)</w:t>
       </w:r>
-      <w:r>
-        <w:rPr>
-          <w:rFonts w:ascii="Times New Roman" w:hAnsi="Times New Roman"/>
-          <w:sz w:val="24"/>
-        </w:rPr>
-        <w:t>.</w:t>
-      </w:r>
     </w:p>
     <w:p>
       <w:pPr>
@@ -9210,18 +9029,15 @@
     </w:p>
     <w:p>
       <w:pPr>
-        <w:spacing w:line="240" w:lineRule="auto"/>
-        <w:rPr>
-          <w:rFonts w:ascii="Times New Roman" w:hAnsi="Times New Roman"/>
-          <w:sz w:val="24"/>
-        </w:rPr>
-      </w:pPr>
-      <w:r>
-        <w:rPr>
-          <w:rFonts w:ascii="Times New Roman" w:hAnsi="Times New Roman"/>
-          <w:sz w:val="24"/>
-        </w:rPr>
-        <w:t xml:space="preserve">Господи, помилуй </w:t>
+        <w:spacing w:after="120"/>
+        <w:jc w:val="both"/>
+      </w:pPr>
+      <w:r>
+        <w:rPr>
+          <w:rFonts w:ascii="Times New Roman" w:hAnsi="Times New Roman"/>
+          <w:sz w:val="24"/>
+        </w:rPr>
+        <w:t xml:space="preserve">Господи, помилуй. </w:t>
       </w:r>
       <w:r>
         <w:rPr>
@@ -9231,13 +9047,6 @@
           <w:sz w:val="24"/>
         </w:rPr>
         <w:t>(3 р.)</w:t>
-      </w:r>
-      <w:r>
-        <w:rPr>
-          <w:rFonts w:ascii="Times New Roman" w:hAnsi="Times New Roman"/>
-          <w:sz w:val="24"/>
-        </w:rPr>
-        <w:t>.</w:t>
       </w:r>
     </w:p>
     <w:p>
@@ -9423,18 +9232,15 @@
     </w:p>
     <w:p>
       <w:pPr>
-        <w:spacing w:line="240" w:lineRule="auto"/>
-        <w:rPr>
-          <w:rFonts w:ascii="Times New Roman" w:hAnsi="Times New Roman"/>
-          <w:sz w:val="24"/>
-        </w:rPr>
-      </w:pPr>
-      <w:r>
-        <w:rPr>
-          <w:rFonts w:ascii="Times New Roman" w:hAnsi="Times New Roman"/>
-          <w:sz w:val="24"/>
-        </w:rPr>
-        <w:t xml:space="preserve">Господи, помилуй </w:t>
+        <w:spacing w:after="120"/>
+        <w:jc w:val="both"/>
+      </w:pPr>
+      <w:r>
+        <w:rPr>
+          <w:rFonts w:ascii="Times New Roman" w:hAnsi="Times New Roman"/>
+          <w:sz w:val="24"/>
+        </w:rPr>
+        <w:t xml:space="preserve">Господи, помилуй. </w:t>
       </w:r>
       <w:r>
         <w:rPr>
@@ -9445,13 +9251,6 @@
         </w:rPr>
         <w:t>(3 р.)</w:t>
       </w:r>
-      <w:r>
-        <w:rPr>
-          <w:rFonts w:ascii="Times New Roman" w:hAnsi="Times New Roman"/>
-          <w:sz w:val="24"/>
-        </w:rPr>
-        <w:t>.</w:t>
-      </w:r>
     </w:p>
     <w:p>
       <w:pPr>
@@ -9636,27 +9435,32 @@
     </w:p>
     <w:p>
       <w:pPr>
-        <w:spacing w:line="240" w:lineRule="auto"/>
-        <w:rPr>
-          <w:rFonts w:ascii="Times New Roman" w:hAnsi="Times New Roman"/>
-          <w:sz w:val="24"/>
-        </w:rPr>
-      </w:pPr>
-      <w:r>
-        <w:rPr>
-          <w:rFonts w:ascii="Times New Roman" w:hAnsi="Times New Roman"/>
-          <w:i/>
-          <w:color w:val="FF0000"/>
-          <w:sz w:val="24"/>
-        </w:rPr>
-        <w:t xml:space="preserve">Священик: </w:t>
-      </w:r>
-      <w:r>
-        <w:rPr>
-          <w:rFonts w:ascii="Times New Roman" w:hAnsi="Times New Roman"/>
-          <w:sz w:val="24"/>
-        </w:rPr>
-        <w:t>Слава тобі, Христе Боже, надіє наша, слава тобі!</w:t>
+        <w:spacing w:after="120"/>
+        <w:jc w:val="both"/>
+      </w:pPr>
+      <w:r>
+        <w:rPr>
+          <w:rFonts w:ascii="Times New Roman" w:hAnsi="Times New Roman"/>
+          <w:i/>
+          <w:color w:val="FF0000"/>
+          <w:sz w:val="24"/>
+        </w:rPr>
+        <w:t>Священик:</w:t>
+      </w:r>
+      <w:r>
+        <w:rPr>
+          <w:rFonts w:ascii="Times New Roman" w:hAnsi="Times New Roman"/>
+          <w:color w:val="FF0000"/>
+          <w:sz w:val="24"/>
+        </w:rPr>
+        <w:t xml:space="preserve"> </w:t>
+      </w:r>
+      <w:r>
+        <w:rPr>
+          <w:rFonts w:ascii="Times New Roman" w:hAnsi="Times New Roman"/>
+          <w:sz w:val="24"/>
+        </w:rPr>
+        <w:t>Слава тобі, Христе Боже, уповання наше, слава тобі!</w:t>
       </w:r>
     </w:p>
     <w:p>
